--- a/Troubleshooting and Testing.docx
+++ b/Troubleshooting and Testing.docx
@@ -120,7 +120,39 @@
     </w:p>
     <w:p>
       <w:r>
-        <w:t>The side bar is not moving to the right when I switch to arabic</w:t>
+        <w:t xml:space="preserve">The side bar is not moving to the right when I switch to </w:t>
+      </w:r>
+      <w:r>
+        <w:t>Arabic</w:t>
+      </w:r>
+    </w:p>
+    <w:p/>
+    <w:p>
+      <w:proofErr w:type="spellStart"/>
+      <w:r>
+        <w:t>i</w:t>
+      </w:r>
+      <w:proofErr w:type="spellEnd"/>
+      <w:r>
+        <w:t xml:space="preserve"> want to renovate </w:t>
+      </w:r>
+      <w:r>
+        <w:t xml:space="preserve">the </w:t>
+      </w:r>
+      <w:r>
+        <w:t xml:space="preserve">design with a modern more professional one navy blue side bar with theme </w:t>
+      </w:r>
+      <w:r>
+        <w:t>pallet</w:t>
+      </w:r>
+      <w:r>
+        <w:t xml:space="preserve"> changer that changes the app colorings</w:t>
+      </w:r>
+      <w:r>
+        <w:t xml:space="preserve">, use this site to get designs from </w:t>
+      </w:r>
+      <w:r>
+        <w:t>https://heroui.com/</w:t>
       </w:r>
     </w:p>
     <w:sectPr>
@@ -736,7 +768,6 @@
   <w:style w:type="character" w:default="1" w:styleId="DefaultParagraphFont">
     <w:name w:val="Default Paragraph Font"/>
     <w:uiPriority w:val="1"/>
-    <w:semiHidden/>
     <w:unhideWhenUsed/>
   </w:style>
   <w:style w:type="table" w:default="1" w:styleId="TableNormal">

--- a/Troubleshooting and Testing.docx
+++ b/Troubleshooting and Testing.docx
@@ -25,7 +25,7 @@
                     </pic:cNvPicPr>
                   </pic:nvPicPr>
                   <pic:blipFill>
-                    <a:blip r:embed="rId4" cstate="print">
+                    <a:blip r:embed="rId5" cstate="print">
                       <a:extLst>
                         <a:ext uri="{28A0092B-C50C-407E-A947-70E740481C1C}">
                           <a14:useLocalDpi xmlns:a14="http://schemas.microsoft.com/office/drawing/2010/main" val="0"/>
@@ -86,7 +86,7 @@
                     </pic:cNvPicPr>
                   </pic:nvPicPr>
                   <pic:blipFill>
-                    <a:blip r:embed="rId5" cstate="print">
+                    <a:blip r:embed="rId6" cstate="print">
                       <a:extLst>
                         <a:ext uri="{28A0092B-C50C-407E-A947-70E740481C1C}">
                           <a14:useLocalDpi xmlns:a14="http://schemas.microsoft.com/office/drawing/2010/main" val="0"/>
@@ -140,21 +140,233 @@
         <w:t xml:space="preserve">the </w:t>
       </w:r>
       <w:r>
-        <w:t xml:space="preserve">design with a modern more professional one navy blue side bar with theme </w:t>
-      </w:r>
-      <w:r>
-        <w:t>pallet</w:t>
-      </w:r>
-      <w:r>
-        <w:t xml:space="preserve"> changer that changes the app colorings</w:t>
+        <w:t>design with a modern more professional one navy blue side bar with theme pallet changer that changes the app colorings</w:t>
       </w:r>
       <w:r>
         <w:t xml:space="preserve">, use this site to get designs from </w:t>
       </w:r>
-      <w:r>
-        <w:t>https://heroui.com/</w:t>
-      </w:r>
+      <w:hyperlink r:id="rId7" w:history="1">
+        <w:r>
+          <w:rPr>
+            <w:rStyle w:val="Hyperlink"/>
+          </w:rPr>
+          <w:t>https://heroui.com/</w:t>
+        </w:r>
+      </w:hyperlink>
     </w:p>
+    <w:p/>
+    <w:p/>
+    <w:p>
+      <w:r>
+        <w:t xml:space="preserve">what would be the Jason file size for 10K+ sites in this app and what are the limitation that we are going to face for the application functionality for the current setup </w:t>
+      </w:r>
+    </w:p>
+    <w:p>
+      <w:r>
+        <w:t>*</w:t>
+      </w:r>
+    </w:p>
+    <w:p>
+      <w:r>
+        <w:t xml:space="preserve">Check below points and </w:t>
+      </w:r>
+      <w:proofErr w:type="gramStart"/>
+      <w:r>
+        <w:t>lets</w:t>
+      </w:r>
+      <w:proofErr w:type="gramEnd"/>
+      <w:r>
+        <w:t xml:space="preserve"> discuss the enhancement that it will make on the system if implemented:</w:t>
+      </w:r>
+    </w:p>
+    <w:p/>
+    <w:p>
+      <w:pPr>
+        <w:pStyle w:val="ListParagraph"/>
+        <w:numPr>
+          <w:ilvl w:val="0"/>
+          <w:numId w:val="1"/>
+        </w:numPr>
+      </w:pPr>
+      <w:r>
+        <w:t xml:space="preserve">What if I removed the </w:t>
+      </w:r>
+      <w:r>
+        <w:rPr>
+          <w:b/>
+          <w:bCs/>
+        </w:rPr>
+        <w:t>audit log</w:t>
+      </w:r>
+      <w:r>
+        <w:rPr>
+          <w:b/>
+          <w:bCs/>
+        </w:rPr>
+        <w:t xml:space="preserve"> </w:t>
+      </w:r>
+      <w:r>
+        <w:t>as we will not be using it there will be only one editor the rest will be viewers</w:t>
+      </w:r>
+      <w:r>
+        <w:t>.</w:t>
+      </w:r>
+    </w:p>
+    <w:p>
+      <w:pPr>
+        <w:pStyle w:val="ListParagraph"/>
+        <w:numPr>
+          <w:ilvl w:val="0"/>
+          <w:numId w:val="1"/>
+        </w:numPr>
+      </w:pPr>
+      <w:r>
+        <w:t xml:space="preserve">For the </w:t>
+      </w:r>
+      <w:r>
+        <w:rPr>
+          <w:b/>
+          <w:bCs/>
+        </w:rPr>
+        <w:t>Manual download/upload</w:t>
+      </w:r>
+      <w:r>
+        <w:rPr>
+          <w:b/>
+          <w:bCs/>
+        </w:rPr>
+        <w:t xml:space="preserve"> </w:t>
+      </w:r>
+      <w:r>
+        <w:t>if we can save the file on the company server and just click save when the editor finishes his updates and for the rest it will be just a refresh button is this going to enhance the performance.</w:t>
+      </w:r>
+    </w:p>
+    <w:p>
+      <w:pPr>
+        <w:pStyle w:val="ListParagraph"/>
+        <w:numPr>
+          <w:ilvl w:val="0"/>
+          <w:numId w:val="1"/>
+        </w:numPr>
+      </w:pPr>
+      <w:r>
+        <w:t xml:space="preserve">For any file exports </w:t>
+      </w:r>
+      <w:proofErr w:type="gramStart"/>
+      <w:r>
+        <w:t>lets</w:t>
+      </w:r>
+      <w:proofErr w:type="gramEnd"/>
+      <w:r>
+        <w:t xml:space="preserve"> limit it to 50 sites max.</w:t>
+      </w:r>
+    </w:p>
+    <w:p>
+      <w:pPr>
+        <w:pStyle w:val="ListParagraph"/>
+        <w:numPr>
+          <w:ilvl w:val="0"/>
+          <w:numId w:val="1"/>
+        </w:numPr>
+      </w:pPr>
+      <w:r>
+        <w:t xml:space="preserve">What can we do to enhance the </w:t>
+      </w:r>
+      <w:r>
+        <w:rPr>
+          <w:b/>
+          <w:bCs/>
+        </w:rPr>
+        <w:t>pagination/virtualization</w:t>
+      </w:r>
+    </w:p>
+    <w:p>
+      <w:r>
+        <w:t xml:space="preserve"> </w:t>
+      </w:r>
+    </w:p>
+    <w:p>
+      <w:pPr>
+        <w:pStyle w:val="ListParagraph"/>
+        <w:numPr>
+          <w:ilvl w:val="0"/>
+          <w:numId w:val="2"/>
+        </w:numPr>
+      </w:pPr>
+      <w:r>
+        <w:t>Agree on your option and the update of the .md file</w:t>
+      </w:r>
+    </w:p>
+    <w:p>
+      <w:pPr>
+        <w:pStyle w:val="ListParagraph"/>
+        <w:numPr>
+          <w:ilvl w:val="0"/>
+          <w:numId w:val="2"/>
+        </w:numPr>
+      </w:pPr>
+      <w:r>
+        <w:t xml:space="preserve">Ok I agree on this point we use only chrome so </w:t>
+      </w:r>
+      <w:proofErr w:type="gramStart"/>
+      <w:r>
+        <w:t>lets</w:t>
+      </w:r>
+      <w:proofErr w:type="gramEnd"/>
+      <w:r>
+        <w:t xml:space="preserve"> do the sync (</w:t>
+      </w:r>
+      <w:r>
+        <w:rPr>
+          <w:b/>
+          <w:bCs/>
+        </w:rPr>
+        <w:t>Direct save/refresh instead of manual download/uploa</w:t>
+      </w:r>
+      <w:r>
+        <w:rPr>
+          <w:b/>
+          <w:bCs/>
+        </w:rPr>
+        <w:t>d</w:t>
+      </w:r>
+      <w:r>
+        <w:t>)</w:t>
+      </w:r>
+    </w:p>
+    <w:p>
+      <w:pPr>
+        <w:pStyle w:val="ListParagraph"/>
+        <w:numPr>
+          <w:ilvl w:val="0"/>
+          <w:numId w:val="2"/>
+        </w:numPr>
+      </w:pPr>
+      <w:r>
+        <w:t>Agree with your recommendation</w:t>
+      </w:r>
+    </w:p>
+    <w:p>
+      <w:pPr>
+        <w:pStyle w:val="ListParagraph"/>
+        <w:numPr>
+          <w:ilvl w:val="0"/>
+          <w:numId w:val="2"/>
+        </w:numPr>
+      </w:pPr>
+      <w:r>
+        <w:t xml:space="preserve">Agree with </w:t>
+      </w:r>
+      <w:r>
+        <w:t>your recommendation</w:t>
+      </w:r>
+    </w:p>
+    <w:p>
+      <w:r>
+        <w:t>*</w:t>
+      </w:r>
+    </w:p>
+    <w:p/>
     <w:sectPr>
       <w:pgSz w:w="12240" w:h="15840"/>
       <w:pgMar w:top="1440" w:right="1440" w:bottom="1440" w:left="1440" w:header="720" w:footer="720" w:gutter="0"/>
@@ -163,6 +375,219 @@
     </w:sectPr>
   </w:body>
 </w:document>
+</file>
+
+<file path=word/numbering.xml><?xml version="1.0" encoding="utf-8"?>
+<w:numbering xmlns:wpc="http://schemas.microsoft.com/office/word/2010/wordprocessingCanvas" xmlns:cx="http://schemas.microsoft.com/office/drawing/2014/chartex" xmlns:cx1="http://schemas.microsoft.com/office/drawing/2015/9/8/chartex" xmlns:cx2="http://schemas.microsoft.com/office/drawing/2015/10/21/chartex" xmlns:cx3="http://schemas.microsoft.com/office/drawing/2016/5/9/chartex" xmlns:cx4="http://schemas.microsoft.com/office/drawing/2016/5/10/chartex" xmlns:cx5="http://schemas.microsoft.com/office/drawing/2016/5/11/chartex" xmlns:cx6="http://schemas.microsoft.com/office/drawing/2016/5/12/chartex" xmlns:cx7="http://schemas.microsoft.com/office/drawing/2016/5/13/chartex" xmlns:cx8="http://schemas.microsoft.com/office/drawing/2016/5/14/chartex" xmlns:mc="http://schemas.openxmlformats.org/markup-compatibility/2006" xmlns:aink="http://schemas.microsoft.com/office/drawing/2016/ink" xmlns:am3d="http://schemas.microsoft.com/office/drawing/2017/model3d" xmlns:o="urn:schemas-microsoft-com:office:office" xmlns:oel="http://schemas.microsoft.com/office/2019/extlst" xmlns:r="http://schemas.openxmlformats.org/officeDocument/2006/relationships" xmlns:m="http://schemas.openxmlformats.org/officeDocument/2006/math" xmlns:v="urn:schemas-microsoft-com:vml" xmlns:wp14="http://schemas.microsoft.com/office/word/2010/wordprocessingDrawing" xmlns:wp="http://schemas.openxmlformats.org/drawingml/2006/wordprocessingDrawing" xmlns:w10="urn:schemas-microsoft-com:office:word" xmlns:w="http://schemas.openxmlformats.org/wordprocessingml/2006/main" xmlns:w14="http://schemas.microsoft.com/office/word/2010/wordml" xmlns:w15="http://schemas.microsoft.com/office/word/2012/wordml" xmlns:w16cex="http://schemas.microsoft.com/office/word/2018/wordml/cex" xmlns:w16cid="http://schemas.microsoft.com/office/word/2016/wordml/cid" xmlns:w16="http://schemas.microsoft.com/office/word/2018/wordml" xmlns:w16du="http://schemas.microsoft.com/office/word/2023/wordml/word16du" xmlns:w16sdtdh="http://schemas.microsoft.com/office/word/2020/wordml/sdtdatahash" xmlns:w16sdtfl="http://schemas.microsoft.com/office/word/2024/wordml/sdtformatlock" xmlns:w16se="http://schemas.microsoft.com/office/word/2015/wordml/symex" xmlns:wpg="http://schemas.microsoft.com/office/word/2010/wordprocessingGroup" xmlns:wpi="http://schemas.microsoft.com/office/word/2010/wordprocessingInk" xmlns:wne="http://schemas.microsoft.com/office/word/2006/wordml" xmlns:wps="http://schemas.microsoft.com/office/word/2010/wordprocessingShape" mc:Ignorable="w14 w15 w16se w16cid w16 w16cex w16sdtdh w16sdtfl w16du wp14">
+  <w:abstractNum w:abstractNumId="0" w15:restartNumberingAfterBreak="0">
+    <w:nsid w:val="29915C5F"/>
+    <w:multiLevelType w:val="hybridMultilevel"/>
+    <w:tmpl w:val="CD0AB83C"/>
+    <w:lvl w:ilvl="0" w:tplc="04090001">
+      <w:start w:val="1"/>
+      <w:numFmt w:val="bullet"/>
+      <w:lvlText w:val=""/>
+      <w:lvlJc w:val="left"/>
+      <w:pPr>
+        <w:ind w:left="720" w:hanging="360"/>
+      </w:pPr>
+      <w:rPr>
+        <w:rFonts w:ascii="Symbol" w:hAnsi="Symbol" w:hint="default"/>
+      </w:rPr>
+    </w:lvl>
+    <w:lvl w:ilvl="1" w:tplc="04090003" w:tentative="1">
+      <w:start w:val="1"/>
+      <w:numFmt w:val="bullet"/>
+      <w:lvlText w:val="o"/>
+      <w:lvlJc w:val="left"/>
+      <w:pPr>
+        <w:ind w:left="1440" w:hanging="360"/>
+      </w:pPr>
+      <w:rPr>
+        <w:rFonts w:ascii="Courier New" w:hAnsi="Courier New" w:cs="Courier New" w:hint="default"/>
+      </w:rPr>
+    </w:lvl>
+    <w:lvl w:ilvl="2" w:tplc="04090005" w:tentative="1">
+      <w:start w:val="1"/>
+      <w:numFmt w:val="bullet"/>
+      <w:lvlText w:val=""/>
+      <w:lvlJc w:val="left"/>
+      <w:pPr>
+        <w:ind w:left="2160" w:hanging="360"/>
+      </w:pPr>
+      <w:rPr>
+        <w:rFonts w:ascii="Wingdings" w:hAnsi="Wingdings" w:hint="default"/>
+      </w:rPr>
+    </w:lvl>
+    <w:lvl w:ilvl="3" w:tplc="04090001" w:tentative="1">
+      <w:start w:val="1"/>
+      <w:numFmt w:val="bullet"/>
+      <w:lvlText w:val=""/>
+      <w:lvlJc w:val="left"/>
+      <w:pPr>
+        <w:ind w:left="2880" w:hanging="360"/>
+      </w:pPr>
+      <w:rPr>
+        <w:rFonts w:ascii="Symbol" w:hAnsi="Symbol" w:hint="default"/>
+      </w:rPr>
+    </w:lvl>
+    <w:lvl w:ilvl="4" w:tplc="04090003" w:tentative="1">
+      <w:start w:val="1"/>
+      <w:numFmt w:val="bullet"/>
+      <w:lvlText w:val="o"/>
+      <w:lvlJc w:val="left"/>
+      <w:pPr>
+        <w:ind w:left="3600" w:hanging="360"/>
+      </w:pPr>
+      <w:rPr>
+        <w:rFonts w:ascii="Courier New" w:hAnsi="Courier New" w:cs="Courier New" w:hint="default"/>
+      </w:rPr>
+    </w:lvl>
+    <w:lvl w:ilvl="5" w:tplc="04090005" w:tentative="1">
+      <w:start w:val="1"/>
+      <w:numFmt w:val="bullet"/>
+      <w:lvlText w:val=""/>
+      <w:lvlJc w:val="left"/>
+      <w:pPr>
+        <w:ind w:left="4320" w:hanging="360"/>
+      </w:pPr>
+      <w:rPr>
+        <w:rFonts w:ascii="Wingdings" w:hAnsi="Wingdings" w:hint="default"/>
+      </w:rPr>
+    </w:lvl>
+    <w:lvl w:ilvl="6" w:tplc="04090001" w:tentative="1">
+      <w:start w:val="1"/>
+      <w:numFmt w:val="bullet"/>
+      <w:lvlText w:val=""/>
+      <w:lvlJc w:val="left"/>
+      <w:pPr>
+        <w:ind w:left="5040" w:hanging="360"/>
+      </w:pPr>
+      <w:rPr>
+        <w:rFonts w:ascii="Symbol" w:hAnsi="Symbol" w:hint="default"/>
+      </w:rPr>
+    </w:lvl>
+    <w:lvl w:ilvl="7" w:tplc="04090003" w:tentative="1">
+      <w:start w:val="1"/>
+      <w:numFmt w:val="bullet"/>
+      <w:lvlText w:val="o"/>
+      <w:lvlJc w:val="left"/>
+      <w:pPr>
+        <w:ind w:left="5760" w:hanging="360"/>
+      </w:pPr>
+      <w:rPr>
+        <w:rFonts w:ascii="Courier New" w:hAnsi="Courier New" w:cs="Courier New" w:hint="default"/>
+      </w:rPr>
+    </w:lvl>
+    <w:lvl w:ilvl="8" w:tplc="04090005" w:tentative="1">
+      <w:start w:val="1"/>
+      <w:numFmt w:val="bullet"/>
+      <w:lvlText w:val=""/>
+      <w:lvlJc w:val="left"/>
+      <w:pPr>
+        <w:ind w:left="6480" w:hanging="360"/>
+      </w:pPr>
+      <w:rPr>
+        <w:rFonts w:ascii="Wingdings" w:hAnsi="Wingdings" w:hint="default"/>
+      </w:rPr>
+    </w:lvl>
+  </w:abstractNum>
+  <w:abstractNum w:abstractNumId="1" w15:restartNumberingAfterBreak="0">
+    <w:nsid w:val="6E7A0F83"/>
+    <w:multiLevelType w:val="hybridMultilevel"/>
+    <w:tmpl w:val="614ADBA4"/>
+    <w:lvl w:ilvl="0" w:tplc="44224B12">
+      <w:start w:val="1"/>
+      <w:numFmt w:val="decimal"/>
+      <w:lvlText w:val="%1-"/>
+      <w:lvlJc w:val="left"/>
+      <w:pPr>
+        <w:ind w:left="720" w:hanging="360"/>
+      </w:pPr>
+      <w:rPr>
+        <w:rFonts w:hint="default"/>
+      </w:rPr>
+    </w:lvl>
+    <w:lvl w:ilvl="1" w:tplc="04090019" w:tentative="1">
+      <w:start w:val="1"/>
+      <w:numFmt w:val="lowerLetter"/>
+      <w:lvlText w:val="%2."/>
+      <w:lvlJc w:val="left"/>
+      <w:pPr>
+        <w:ind w:left="1440" w:hanging="360"/>
+      </w:pPr>
+    </w:lvl>
+    <w:lvl w:ilvl="2" w:tplc="0409001B" w:tentative="1">
+      <w:start w:val="1"/>
+      <w:numFmt w:val="lowerRoman"/>
+      <w:lvlText w:val="%3."/>
+      <w:lvlJc w:val="right"/>
+      <w:pPr>
+        <w:ind w:left="2160" w:hanging="180"/>
+      </w:pPr>
+    </w:lvl>
+    <w:lvl w:ilvl="3" w:tplc="0409000F" w:tentative="1">
+      <w:start w:val="1"/>
+      <w:numFmt w:val="decimal"/>
+      <w:lvlText w:val="%4."/>
+      <w:lvlJc w:val="left"/>
+      <w:pPr>
+        <w:ind w:left="2880" w:hanging="360"/>
+      </w:pPr>
+    </w:lvl>
+    <w:lvl w:ilvl="4" w:tplc="04090019" w:tentative="1">
+      <w:start w:val="1"/>
+      <w:numFmt w:val="lowerLetter"/>
+      <w:lvlText w:val="%5."/>
+      <w:lvlJc w:val="left"/>
+      <w:pPr>
+        <w:ind w:left="3600" w:hanging="360"/>
+      </w:pPr>
+    </w:lvl>
+    <w:lvl w:ilvl="5" w:tplc="0409001B" w:tentative="1">
+      <w:start w:val="1"/>
+      <w:numFmt w:val="lowerRoman"/>
+      <w:lvlText w:val="%6."/>
+      <w:lvlJc w:val="right"/>
+      <w:pPr>
+        <w:ind w:left="4320" w:hanging="180"/>
+      </w:pPr>
+    </w:lvl>
+    <w:lvl w:ilvl="6" w:tplc="0409000F" w:tentative="1">
+      <w:start w:val="1"/>
+      <w:numFmt w:val="decimal"/>
+      <w:lvlText w:val="%7."/>
+      <w:lvlJc w:val="left"/>
+      <w:pPr>
+        <w:ind w:left="5040" w:hanging="360"/>
+      </w:pPr>
+    </w:lvl>
+    <w:lvl w:ilvl="7" w:tplc="04090019" w:tentative="1">
+      <w:start w:val="1"/>
+      <w:numFmt w:val="lowerLetter"/>
+      <w:lvlText w:val="%8."/>
+      <w:lvlJc w:val="left"/>
+      <w:pPr>
+        <w:ind w:left="5760" w:hanging="360"/>
+      </w:pPr>
+    </w:lvl>
+    <w:lvl w:ilvl="8" w:tplc="0409001B" w:tentative="1">
+      <w:start w:val="1"/>
+      <w:numFmt w:val="lowerRoman"/>
+      <w:lvlText w:val="%9."/>
+      <w:lvlJc w:val="right"/>
+      <w:pPr>
+        <w:ind w:left="6480" w:hanging="180"/>
+      </w:pPr>
+    </w:lvl>
+  </w:abstractNum>
+  <w:num w:numId="1" w16cid:durableId="1042750009">
+    <w:abstractNumId w:val="0"/>
+  </w:num>
+  <w:num w:numId="2" w16cid:durableId="427122191">
+    <w:abstractNumId w:val="1"/>
+  </w:num>
+</w:numbering>
 </file>
 
 <file path=word/styles.xml><?xml version="1.0" encoding="utf-8"?>
@@ -593,7 +1018,6 @@
     <w:next w:val="Normal"/>
     <w:link w:val="Heading2Char"/>
     <w:uiPriority w:val="9"/>
-    <w:semiHidden/>
     <w:unhideWhenUsed/>
     <w:qFormat/>
     <w:rsid w:val="0036437A"/>
@@ -809,7 +1233,6 @@
     <w:basedOn w:val="DefaultParagraphFont"/>
     <w:link w:val="Heading2"/>
     <w:uiPriority w:val="9"/>
-    <w:semiHidden/>
     <w:rsid w:val="0036437A"/>
     <w:rPr>
       <w:rFonts w:asciiTheme="majorHAnsi" w:eastAsiaTheme="majorEastAsia" w:hAnsiTheme="majorHAnsi" w:cstheme="majorBidi"/>
@@ -1079,6 +1502,29 @@
       <w:smallCaps/>
       <w:color w:val="2F5496" w:themeColor="accent1" w:themeShade="BF"/>
       <w:spacing w:val="5"/>
+    </w:rPr>
+  </w:style>
+  <w:style w:type="character" w:styleId="Hyperlink">
+    <w:name w:val="Hyperlink"/>
+    <w:basedOn w:val="DefaultParagraphFont"/>
+    <w:uiPriority w:val="99"/>
+    <w:unhideWhenUsed/>
+    <w:rsid w:val="00D07243"/>
+    <w:rPr>
+      <w:color w:val="0563C1" w:themeColor="hyperlink"/>
+      <w:u w:val="single"/>
+    </w:rPr>
+  </w:style>
+  <w:style w:type="character" w:styleId="UnresolvedMention">
+    <w:name w:val="Unresolved Mention"/>
+    <w:basedOn w:val="DefaultParagraphFont"/>
+    <w:uiPriority w:val="99"/>
+    <w:semiHidden/>
+    <w:unhideWhenUsed/>
+    <w:rsid w:val="00D07243"/>
+    <w:rPr>
+      <w:color w:val="605E5C"/>
+      <w:shd w:val="clear" w:color="auto" w:fill="E1DFDD"/>
     </w:rPr>
   </w:style>
 </w:styles>

--- a/Troubleshooting and Testing.docx
+++ b/Troubleshooting and Testing.docx
@@ -196,14 +196,7 @@
           <w:b/>
           <w:bCs/>
         </w:rPr>
-        <w:t>audit log</w:t>
-      </w:r>
-      <w:r>
-        <w:rPr>
-          <w:b/>
-          <w:bCs/>
-        </w:rPr>
-        <w:t xml:space="preserve"> </w:t>
+        <w:t xml:space="preserve">audit log </w:t>
       </w:r>
       <w:r>
         <w:t>as we will not be using it there will be only one editor the rest will be viewers</w:t>
@@ -228,14 +221,7 @@
           <w:b/>
           <w:bCs/>
         </w:rPr>
-        <w:t>Manual download/upload</w:t>
-      </w:r>
-      <w:r>
-        <w:rPr>
-          <w:b/>
-          <w:bCs/>
-        </w:rPr>
-        <w:t xml:space="preserve"> </w:t>
+        <w:t xml:space="preserve">Manual download/upload </w:t>
       </w:r>
       <w:r>
         <w:t>if we can save the file on the company server and just click save when the editor finishes his updates and for the rest it will be just a refresh button is this going to enhance the performance.</w:t>
@@ -250,15 +236,7 @@
         </w:numPr>
       </w:pPr>
       <w:r>
-        <w:t xml:space="preserve">For any file exports </w:t>
-      </w:r>
-      <w:proofErr w:type="gramStart"/>
-      <w:r>
-        <w:t>lets</w:t>
-      </w:r>
-      <w:proofErr w:type="gramEnd"/>
-      <w:r>
-        <w:t xml:space="preserve"> limit it to 50 sites max.</w:t>
+        <w:t>For any file exports lets limit it to 50 sites max.</w:t>
       </w:r>
     </w:p>
     <w:p>
@@ -308,10 +286,12 @@
       <w:r>
         <w:t xml:space="preserve">Ok I agree on this point we use only chrome so </w:t>
       </w:r>
+      <w:proofErr w:type="spellStart"/>
       <w:proofErr w:type="gramStart"/>
       <w:r>
         <w:t>lets</w:t>
       </w:r>
+      <w:proofErr w:type="spellEnd"/>
       <w:proofErr w:type="gramEnd"/>
       <w:r>
         <w:t xml:space="preserve"> do the sync (</w:t>
@@ -321,14 +301,7 @@
           <w:b/>
           <w:bCs/>
         </w:rPr>
-        <w:t>Direct save/refresh instead of manual download/uploa</w:t>
-      </w:r>
-      <w:r>
-        <w:rPr>
-          <w:b/>
-          <w:bCs/>
-        </w:rPr>
-        <w:t>d</w:t>
+        <w:t>Direct save/refresh instead of manual download/upload</w:t>
       </w:r>
       <w:r>
         <w:t>)</w:t>
@@ -355,10 +328,7 @@
         </w:numPr>
       </w:pPr>
       <w:r>
-        <w:t xml:space="preserve">Agree with </w:t>
-      </w:r>
-      <w:r>
-        <w:t>your recommendation</w:t>
+        <w:t>Agree with your recommendation</w:t>
       </w:r>
     </w:p>
     <w:p>
@@ -367,6 +337,1429 @@
       </w:r>
     </w:p>
     <w:p/>
+    <w:p/>
+    <w:p>
+      <w:pPr>
+        <w:jc w:val="center"/>
+        <w:rPr>
+          <w:b/>
+          <w:bCs/>
+          <w:sz w:val="44"/>
+          <w:szCs w:val="44"/>
+        </w:rPr>
+      </w:pPr>
+      <w:r>
+        <w:rPr>
+          <w:b/>
+          <w:bCs/>
+          <w:sz w:val="44"/>
+          <w:szCs w:val="44"/>
+        </w:rPr>
+        <w:t>New app layout</w:t>
+      </w:r>
+    </w:p>
+    <w:p>
+      <w:r>
+        <w:rPr>
+          <w:b/>
+          <w:bCs/>
+        </w:rPr>
+        <w:t xml:space="preserve">In </w:t>
+      </w:r>
+      <w:r>
+        <w:t xml:space="preserve">the ACQ page I want to redesign the fields as following, also there are some fields that I want them to be as a </w:t>
+      </w:r>
+      <w:r>
+        <w:t>drop-down</w:t>
+      </w:r>
+      <w:r>
+        <w:t xml:space="preserve"> menu to select from and I want it to be configured in the setting page so we need to create a setting page that will be visible for admin only, all fields that are going to have list will be highlighted </w:t>
+      </w:r>
+      <w:r>
+        <w:t>below</w:t>
+      </w:r>
+      <w:r>
+        <w:t xml:space="preserve">, also for the dates in the below list need to be with its order that is if there is a date in the list is after another date then when the user enter this date it </w:t>
+      </w:r>
+      <w:proofErr w:type="spellStart"/>
+      <w:r>
+        <w:t>cant</w:t>
+      </w:r>
+      <w:proofErr w:type="spellEnd"/>
+      <w:r>
+        <w:t xml:space="preserve"> be an earlier date</w:t>
+      </w:r>
+      <w:r>
+        <w:t xml:space="preserve"> but could be same date</w:t>
+      </w:r>
+      <w:r>
+        <w:t xml:space="preserve"> </w:t>
+      </w:r>
+      <w:r>
+        <w:t xml:space="preserve">I </w:t>
+      </w:r>
+      <w:r>
+        <w:t>need the app to show an error message if that happened</w:t>
+      </w:r>
+      <w:r>
+        <w:t>:</w:t>
+      </w:r>
+    </w:p>
+    <w:p/>
+    <w:p>
+      <w:pPr>
+        <w:rPr>
+          <w:b/>
+          <w:bCs/>
+        </w:rPr>
+      </w:pPr>
+    </w:p>
+    <w:p>
+      <w:pPr>
+        <w:rPr>
+          <w:b/>
+          <w:bCs/>
+        </w:rPr>
+      </w:pPr>
+      <w:r>
+        <w:rPr>
+          <w:b/>
+          <w:bCs/>
+        </w:rPr>
+        <w:t>Address</w:t>
+      </w:r>
+    </w:p>
+    <w:p>
+      <w:pPr>
+        <w:rPr>
+          <w:b/>
+          <w:bCs/>
+        </w:rPr>
+      </w:pPr>
+      <w:r>
+        <w:rPr>
+          <w:b/>
+          <w:bCs/>
+        </w:rPr>
+        <w:t xml:space="preserve">Nominal </w:t>
+      </w:r>
+      <w:r>
+        <w:rPr>
+          <w:b/>
+          <w:bCs/>
+        </w:rPr>
+        <w:t>C</w:t>
+      </w:r>
+      <w:r>
+        <w:rPr>
+          <w:b/>
+          <w:bCs/>
+        </w:rPr>
+        <w:t>oordinates</w:t>
+      </w:r>
+    </w:p>
+    <w:p>
+      <w:pPr>
+        <w:rPr>
+          <w:b/>
+          <w:bCs/>
+        </w:rPr>
+      </w:pPr>
+      <w:r>
+        <w:rPr>
+          <w:b/>
+          <w:bCs/>
+        </w:rPr>
+        <w:t xml:space="preserve">Option </w:t>
+      </w:r>
+      <w:r>
+        <w:rPr>
+          <w:b/>
+          <w:bCs/>
+        </w:rPr>
+        <w:t>C</w:t>
+      </w:r>
+      <w:r>
+        <w:rPr>
+          <w:b/>
+          <w:bCs/>
+        </w:rPr>
+        <w:t>oordinates</w:t>
+      </w:r>
+    </w:p>
+    <w:p>
+      <w:pPr>
+        <w:rPr>
+          <w:b/>
+          <w:bCs/>
+        </w:rPr>
+      </w:pPr>
+      <w:r>
+        <w:rPr>
+          <w:b/>
+          <w:bCs/>
+        </w:rPr>
+        <w:t>Dis from Nom</w:t>
+      </w:r>
+    </w:p>
+    <w:p>
+      <w:pPr>
+        <w:rPr>
+          <w:b/>
+          <w:bCs/>
+        </w:rPr>
+      </w:pPr>
+      <w:r>
+        <w:rPr>
+          <w:b/>
+          <w:bCs/>
+        </w:rPr>
+        <w:t>Option</w:t>
+      </w:r>
+    </w:p>
+    <w:p>
+      <w:pPr>
+        <w:rPr>
+          <w:b/>
+          <w:bCs/>
+        </w:rPr>
+      </w:pPr>
+      <w:r>
+        <w:rPr>
+          <w:b/>
+          <w:bCs/>
+        </w:rPr>
+        <w:t>Acquisition Manager</w:t>
+      </w:r>
+    </w:p>
+    <w:p>
+      <w:pPr>
+        <w:rPr>
+          <w:b/>
+          <w:bCs/>
+        </w:rPr>
+      </w:pPr>
+      <w:r>
+        <w:rPr>
+          <w:b/>
+          <w:bCs/>
+        </w:rPr>
+        <w:t>Negotiator</w:t>
+      </w:r>
+    </w:p>
+    <w:p>
+      <w:pPr>
+        <w:rPr>
+          <w:b/>
+          <w:bCs/>
+        </w:rPr>
+      </w:pPr>
+      <w:r>
+        <w:rPr>
+          <w:b/>
+          <w:bCs/>
+        </w:rPr>
+        <w:t xml:space="preserve">Survey </w:t>
+      </w:r>
+      <w:r>
+        <w:rPr>
+          <w:b/>
+          <w:bCs/>
+        </w:rPr>
+        <w:t>D</w:t>
+      </w:r>
+      <w:r>
+        <w:rPr>
+          <w:b/>
+          <w:bCs/>
+        </w:rPr>
+        <w:t>ate</w:t>
+      </w:r>
+    </w:p>
+    <w:p>
+      <w:pPr>
+        <w:rPr>
+          <w:b/>
+          <w:bCs/>
+        </w:rPr>
+      </w:pPr>
+      <w:r>
+        <w:rPr>
+          <w:b/>
+          <w:bCs/>
+        </w:rPr>
+        <w:t>Surveyor</w:t>
+      </w:r>
+    </w:p>
+    <w:p>
+      <w:pPr>
+        <w:rPr>
+          <w:b/>
+          <w:bCs/>
+        </w:rPr>
+      </w:pPr>
+      <w:r>
+        <w:rPr>
+          <w:b/>
+          <w:bCs/>
+        </w:rPr>
+        <w:t>SF2 Date</w:t>
+      </w:r>
+    </w:p>
+    <w:p>
+      <w:pPr>
+        <w:rPr>
+          <w:b/>
+          <w:bCs/>
+        </w:rPr>
+      </w:pPr>
+      <w:r>
+        <w:rPr>
+          <w:b/>
+          <w:bCs/>
+        </w:rPr>
+        <w:t>Typology </w:t>
+      </w:r>
+      <w:r>
+        <w:rPr>
+          <w:b/>
+          <w:bCs/>
+        </w:rPr>
+        <w:t>(List)</w:t>
+      </w:r>
+      <w:r>
+        <w:rPr>
+          <w:b/>
+          <w:bCs/>
+        </w:rPr>
+        <w:t>    </w:t>
+      </w:r>
+    </w:p>
+    <w:p>
+      <w:pPr>
+        <w:rPr>
+          <w:b/>
+          <w:bCs/>
+        </w:rPr>
+      </w:pPr>
+      <w:r>
+        <w:rPr>
+          <w:b/>
+          <w:bCs/>
+        </w:rPr>
+        <w:t>SF3 Date</w:t>
+      </w:r>
+    </w:p>
+    <w:p>
+      <w:pPr>
+        <w:rPr>
+          <w:b/>
+          <w:bCs/>
+        </w:rPr>
+      </w:pPr>
+      <w:r>
+        <w:rPr>
+          <w:b/>
+          <w:bCs/>
+        </w:rPr>
+        <w:t xml:space="preserve">SF3 </w:t>
+      </w:r>
+      <w:r>
+        <w:rPr>
+          <w:b/>
+          <w:bCs/>
+        </w:rPr>
+        <w:t>C</w:t>
+      </w:r>
+      <w:r>
+        <w:rPr>
+          <w:b/>
+          <w:bCs/>
+        </w:rPr>
+        <w:t>omment</w:t>
+      </w:r>
+      <w:r>
+        <w:rPr>
+          <w:b/>
+          <w:bCs/>
+        </w:rPr>
+        <w:t xml:space="preserve"> (List)</w:t>
+      </w:r>
+    </w:p>
+    <w:p>
+      <w:pPr>
+        <w:rPr>
+          <w:b/>
+          <w:bCs/>
+        </w:rPr>
+      </w:pPr>
+      <w:r>
+        <w:rPr>
+          <w:b/>
+          <w:bCs/>
+        </w:rPr>
+        <w:t>SF4 Date</w:t>
+      </w:r>
+    </w:p>
+    <w:p>
+      <w:pPr>
+        <w:rPr>
+          <w:b/>
+          <w:bCs/>
+        </w:rPr>
+      </w:pPr>
+      <w:r>
+        <w:rPr>
+          <w:b/>
+          <w:bCs/>
+        </w:rPr>
+        <w:t>Owner</w:t>
+      </w:r>
+      <w:r>
+        <w:rPr>
+          <w:b/>
+          <w:bCs/>
+        </w:rPr>
+        <w:t xml:space="preserve"> Name</w:t>
+      </w:r>
+    </w:p>
+    <w:p>
+      <w:pPr>
+        <w:rPr>
+          <w:b/>
+          <w:bCs/>
+        </w:rPr>
+      </w:pPr>
+      <w:r>
+        <w:rPr>
+          <w:b/>
+          <w:bCs/>
+        </w:rPr>
+        <w:t>Rental Value</w:t>
+      </w:r>
+    </w:p>
+    <w:p>
+      <w:pPr>
+        <w:rPr>
+          <w:b/>
+          <w:bCs/>
+        </w:rPr>
+      </w:pPr>
+      <w:r>
+        <w:rPr>
+          <w:b/>
+          <w:bCs/>
+        </w:rPr>
+        <w:t xml:space="preserve">Owner </w:t>
+      </w:r>
+      <w:r>
+        <w:rPr>
+          <w:b/>
+          <w:bCs/>
+        </w:rPr>
+        <w:t>P</w:t>
+      </w:r>
+      <w:r>
+        <w:rPr>
+          <w:b/>
+          <w:bCs/>
+        </w:rPr>
+        <w:t>hone</w:t>
+      </w:r>
+    </w:p>
+    <w:p>
+      <w:pPr>
+        <w:rPr>
+          <w:b/>
+          <w:bCs/>
+        </w:rPr>
+      </w:pPr>
+      <w:r>
+        <w:rPr>
+          <w:b/>
+          <w:bCs/>
+        </w:rPr>
+        <w:t>SF51 Doc</w:t>
+      </w:r>
+      <w:r>
+        <w:rPr>
+          <w:b/>
+          <w:bCs/>
+        </w:rPr>
+        <w:t>ument</w:t>
+      </w:r>
+      <w:r>
+        <w:rPr>
+          <w:b/>
+          <w:bCs/>
+        </w:rPr>
+        <w:t xml:space="preserve"> (List)</w:t>
+      </w:r>
+    </w:p>
+    <w:p>
+      <w:pPr>
+        <w:rPr>
+          <w:b/>
+          <w:bCs/>
+        </w:rPr>
+      </w:pPr>
+      <w:r>
+        <w:rPr>
+          <w:b/>
+          <w:bCs/>
+        </w:rPr>
+        <w:t>Contract Date</w:t>
+      </w:r>
+    </w:p>
+    <w:p>
+      <w:pPr>
+        <w:tabs>
+          <w:tab w:val="num" w:pos="720"/>
+        </w:tabs>
+        <w:rPr>
+          <w:b/>
+          <w:bCs/>
+        </w:rPr>
+      </w:pPr>
+      <w:r>
+        <w:rPr>
+          <w:b/>
+          <w:bCs/>
+        </w:rPr>
+        <w:t>Request Date for Env. NTRA Cover</w:t>
+      </w:r>
+    </w:p>
+    <w:p>
+      <w:pPr>
+        <w:tabs>
+          <w:tab w:val="num" w:pos="720"/>
+        </w:tabs>
+        <w:rPr>
+          <w:b/>
+          <w:bCs/>
+        </w:rPr>
+      </w:pPr>
+      <w:r>
+        <w:rPr>
+          <w:b/>
+          <w:bCs/>
+        </w:rPr>
+        <w:t>Request Date for Army Approval</w:t>
+      </w:r>
+    </w:p>
+    <w:p>
+      <w:pPr>
+        <w:tabs>
+          <w:tab w:val="num" w:pos="720"/>
+        </w:tabs>
+        <w:rPr>
+          <w:b/>
+          <w:bCs/>
+        </w:rPr>
+      </w:pPr>
+      <w:r>
+        <w:rPr>
+          <w:b/>
+          <w:bCs/>
+        </w:rPr>
+        <w:t>Request Date for NTRA Initial Approval</w:t>
+      </w:r>
+    </w:p>
+    <w:p>
+      <w:pPr>
+        <w:tabs>
+          <w:tab w:val="num" w:pos="720"/>
+        </w:tabs>
+        <w:rPr>
+          <w:b/>
+          <w:bCs/>
+        </w:rPr>
+      </w:pPr>
+      <w:r>
+        <w:rPr>
+          <w:b/>
+          <w:bCs/>
+        </w:rPr>
+        <w:t xml:space="preserve">Request Date for </w:t>
+      </w:r>
+      <w:proofErr w:type="spellStart"/>
+      <w:r>
+        <w:rPr>
+          <w:b/>
+          <w:bCs/>
+        </w:rPr>
+        <w:t>Agr</w:t>
+      </w:r>
+      <w:proofErr w:type="spellEnd"/>
+      <w:r>
+        <w:rPr>
+          <w:b/>
+          <w:bCs/>
+        </w:rPr>
+        <w:t>. NTRA Cover</w:t>
+      </w:r>
+    </w:p>
+    <w:p>
+      <w:pPr>
+        <w:tabs>
+          <w:tab w:val="num" w:pos="720"/>
+        </w:tabs>
+        <w:rPr>
+          <w:b/>
+          <w:bCs/>
+        </w:rPr>
+      </w:pPr>
+      <w:r>
+        <w:rPr>
+          <w:b/>
+          <w:bCs/>
+        </w:rPr>
+        <w:t>Request Date for Civil Aviation NTRA Cover</w:t>
+      </w:r>
+    </w:p>
+    <w:p>
+      <w:pPr>
+        <w:tabs>
+          <w:tab w:val="num" w:pos="720"/>
+        </w:tabs>
+        <w:rPr>
+          <w:b/>
+          <w:bCs/>
+        </w:rPr>
+      </w:pPr>
+      <w:proofErr w:type="spellStart"/>
+      <w:r>
+        <w:rPr>
+          <w:b/>
+          <w:bCs/>
+        </w:rPr>
+        <w:lastRenderedPageBreak/>
+        <w:t>Agr</w:t>
+      </w:r>
+      <w:proofErr w:type="spellEnd"/>
+      <w:r>
+        <w:rPr>
+          <w:b/>
+          <w:bCs/>
+        </w:rPr>
+        <w:t>. Cover</w:t>
+      </w:r>
+      <w:r>
+        <w:rPr>
+          <w:b/>
+          <w:bCs/>
+        </w:rPr>
+        <w:t xml:space="preserve"> Date</w:t>
+      </w:r>
+    </w:p>
+    <w:p>
+      <w:pPr>
+        <w:tabs>
+          <w:tab w:val="num" w:pos="720"/>
+        </w:tabs>
+        <w:rPr>
+          <w:b/>
+          <w:bCs/>
+        </w:rPr>
+      </w:pPr>
+      <w:r>
+        <w:rPr>
+          <w:b/>
+          <w:bCs/>
+        </w:rPr>
+        <w:t>Env. Cover</w:t>
+      </w:r>
+      <w:r>
+        <w:rPr>
+          <w:b/>
+          <w:bCs/>
+        </w:rPr>
+        <w:t xml:space="preserve"> </w:t>
+      </w:r>
+      <w:r>
+        <w:rPr>
+          <w:b/>
+          <w:bCs/>
+        </w:rPr>
+        <w:t>Date</w:t>
+      </w:r>
+    </w:p>
+    <w:p>
+      <w:pPr>
+        <w:tabs>
+          <w:tab w:val="num" w:pos="720"/>
+        </w:tabs>
+        <w:rPr>
+          <w:b/>
+          <w:bCs/>
+        </w:rPr>
+      </w:pPr>
+      <w:r>
+        <w:rPr>
+          <w:b/>
+          <w:bCs/>
+        </w:rPr>
+        <w:t>Civil Aviation Cover</w:t>
+      </w:r>
+      <w:r>
+        <w:rPr>
+          <w:b/>
+          <w:bCs/>
+        </w:rPr>
+        <w:t xml:space="preserve"> </w:t>
+      </w:r>
+      <w:r>
+        <w:rPr>
+          <w:b/>
+          <w:bCs/>
+        </w:rPr>
+        <w:t>Date</w:t>
+      </w:r>
+    </w:p>
+    <w:p>
+      <w:pPr>
+        <w:rPr>
+          <w:b/>
+          <w:bCs/>
+        </w:rPr>
+      </w:pPr>
+      <w:r>
+        <w:rPr>
+          <w:b/>
+          <w:bCs/>
+        </w:rPr>
+        <w:t xml:space="preserve">Permitted </w:t>
+      </w:r>
+      <w:r>
+        <w:rPr>
+          <w:b/>
+          <w:bCs/>
+        </w:rPr>
+        <w:t>B</w:t>
+      </w:r>
+      <w:r>
+        <w:rPr>
+          <w:b/>
+          <w:bCs/>
+        </w:rPr>
+        <w:t>y</w:t>
+      </w:r>
+    </w:p>
+    <w:p>
+      <w:pPr>
+        <w:rPr>
+          <w:b/>
+          <w:bCs/>
+        </w:rPr>
+      </w:pPr>
+      <w:r>
+        <w:rPr>
+          <w:b/>
+          <w:bCs/>
+        </w:rPr>
+        <w:t xml:space="preserve">Agriculture </w:t>
+      </w:r>
+      <w:r>
+        <w:rPr>
+          <w:b/>
+          <w:bCs/>
+        </w:rPr>
+        <w:t xml:space="preserve">Approval </w:t>
+      </w:r>
+      <w:r>
+        <w:rPr>
+          <w:b/>
+          <w:bCs/>
+        </w:rPr>
+        <w:t>D</w:t>
+      </w:r>
+      <w:r>
+        <w:rPr>
+          <w:b/>
+          <w:bCs/>
+        </w:rPr>
+        <w:t>ate</w:t>
+      </w:r>
+    </w:p>
+    <w:p>
+      <w:pPr>
+        <w:rPr>
+          <w:b/>
+          <w:bCs/>
+        </w:rPr>
+      </w:pPr>
+      <w:r>
+        <w:rPr>
+          <w:b/>
+          <w:bCs/>
+        </w:rPr>
+        <w:t>Environment</w:t>
+      </w:r>
+      <w:r>
+        <w:rPr>
+          <w:b/>
+          <w:bCs/>
+        </w:rPr>
+        <w:t xml:space="preserve"> </w:t>
+      </w:r>
+      <w:r>
+        <w:rPr>
+          <w:b/>
+          <w:bCs/>
+        </w:rPr>
+        <w:t>Approval</w:t>
+      </w:r>
+      <w:r>
+        <w:rPr>
+          <w:b/>
+          <w:bCs/>
+        </w:rPr>
+        <w:t xml:space="preserve"> </w:t>
+      </w:r>
+      <w:r>
+        <w:rPr>
+          <w:b/>
+          <w:bCs/>
+        </w:rPr>
+        <w:t>D</w:t>
+      </w:r>
+      <w:r>
+        <w:rPr>
+          <w:b/>
+          <w:bCs/>
+        </w:rPr>
+        <w:t>ate</w:t>
+      </w:r>
+    </w:p>
+    <w:p>
+      <w:pPr>
+        <w:rPr>
+          <w:b/>
+          <w:bCs/>
+        </w:rPr>
+      </w:pPr>
+      <w:r>
+        <w:rPr>
+          <w:b/>
+          <w:bCs/>
+        </w:rPr>
+        <w:t>Power Source</w:t>
+      </w:r>
+      <w:r>
+        <w:rPr>
+          <w:b/>
+          <w:bCs/>
+        </w:rPr>
+        <w:t xml:space="preserve"> (</w:t>
+      </w:r>
+      <w:r>
+        <w:t>List</w:t>
+      </w:r>
+      <w:r>
+        <w:rPr>
+          <w:b/>
+          <w:bCs/>
+        </w:rPr>
+        <w:t>)</w:t>
+      </w:r>
+      <w:r>
+        <w:rPr>
+          <w:b/>
+          <w:bCs/>
+        </w:rPr>
+        <w:t>         </w:t>
+      </w:r>
+    </w:p>
+    <w:p>
+      <w:pPr>
+        <w:rPr>
+          <w:b/>
+          <w:bCs/>
+        </w:rPr>
+      </w:pPr>
+      <w:r>
+        <w:rPr>
+          <w:b/>
+          <w:bCs/>
+        </w:rPr>
+        <w:t xml:space="preserve">Agriculture </w:t>
+      </w:r>
+      <w:r>
+        <w:rPr>
+          <w:b/>
+          <w:bCs/>
+        </w:rPr>
+        <w:t>R</w:t>
+      </w:r>
+      <w:r>
+        <w:rPr>
+          <w:b/>
+          <w:bCs/>
+        </w:rPr>
+        <w:t>eceipt</w:t>
+      </w:r>
+      <w:r>
+        <w:rPr>
+          <w:b/>
+          <w:bCs/>
+        </w:rPr>
+        <w:t xml:space="preserve"> </w:t>
+      </w:r>
+      <w:r>
+        <w:rPr>
+          <w:b/>
+          <w:bCs/>
+        </w:rPr>
+        <w:t>Date</w:t>
+      </w:r>
+    </w:p>
+    <w:p>
+      <w:pPr>
+        <w:rPr>
+          <w:b/>
+          <w:bCs/>
+        </w:rPr>
+      </w:pPr>
+      <w:r>
+        <w:rPr>
+          <w:b/>
+          <w:bCs/>
+        </w:rPr>
+        <w:t xml:space="preserve">Environment </w:t>
+      </w:r>
+      <w:r>
+        <w:rPr>
+          <w:b/>
+          <w:bCs/>
+        </w:rPr>
+        <w:t>R</w:t>
+      </w:r>
+      <w:r>
+        <w:rPr>
+          <w:b/>
+          <w:bCs/>
+        </w:rPr>
+        <w:t>eceipt</w:t>
+      </w:r>
+      <w:r>
+        <w:rPr>
+          <w:b/>
+          <w:bCs/>
+        </w:rPr>
+        <w:t xml:space="preserve"> </w:t>
+      </w:r>
+      <w:r>
+        <w:rPr>
+          <w:b/>
+          <w:bCs/>
+        </w:rPr>
+        <w:t>Date</w:t>
+      </w:r>
+    </w:p>
+    <w:p>
+      <w:pPr>
+        <w:rPr>
+          <w:b/>
+          <w:bCs/>
+        </w:rPr>
+      </w:pPr>
+      <w:r>
+        <w:rPr>
+          <w:b/>
+          <w:bCs/>
+        </w:rPr>
+        <w:t xml:space="preserve">Civil </w:t>
+      </w:r>
+      <w:r>
+        <w:rPr>
+          <w:b/>
+          <w:bCs/>
+        </w:rPr>
+        <w:t>A</w:t>
+      </w:r>
+      <w:r>
+        <w:rPr>
+          <w:b/>
+          <w:bCs/>
+        </w:rPr>
+        <w:t xml:space="preserve">viation </w:t>
+      </w:r>
+      <w:r>
+        <w:rPr>
+          <w:b/>
+          <w:bCs/>
+        </w:rPr>
+        <w:t>R</w:t>
+      </w:r>
+      <w:r>
+        <w:rPr>
+          <w:b/>
+          <w:bCs/>
+        </w:rPr>
+        <w:t>eceipt</w:t>
+      </w:r>
+    </w:p>
+    <w:p>
+      <w:pPr>
+        <w:tabs>
+          <w:tab w:val="num" w:pos="720"/>
+        </w:tabs>
+        <w:rPr>
+          <w:b/>
+          <w:bCs/>
+        </w:rPr>
+      </w:pPr>
+      <w:r>
+        <w:rPr>
+          <w:b/>
+          <w:bCs/>
+        </w:rPr>
+        <w:t xml:space="preserve">Civil Aviation </w:t>
+      </w:r>
+      <w:r>
+        <w:rPr>
+          <w:b/>
+          <w:bCs/>
+        </w:rPr>
+        <w:t>A</w:t>
+      </w:r>
+      <w:r>
+        <w:rPr>
+          <w:b/>
+          <w:bCs/>
+        </w:rPr>
+        <w:t xml:space="preserve">llowance </w:t>
+      </w:r>
+      <w:r>
+        <w:rPr>
+          <w:b/>
+          <w:bCs/>
+        </w:rPr>
+        <w:t>Receipt Date</w:t>
+      </w:r>
+    </w:p>
+    <w:p>
+      <w:pPr>
+        <w:rPr>
+          <w:b/>
+          <w:bCs/>
+        </w:rPr>
+      </w:pPr>
+      <w:r>
+        <w:rPr>
+          <w:b/>
+          <w:bCs/>
+        </w:rPr>
+        <w:t xml:space="preserve">PM </w:t>
+      </w:r>
+      <w:r>
+        <w:rPr>
+          <w:b/>
+          <w:bCs/>
+        </w:rPr>
+        <w:t>C</w:t>
+      </w:r>
+      <w:r>
+        <w:rPr>
+          <w:b/>
+          <w:bCs/>
+        </w:rPr>
+        <w:t xml:space="preserve">harge </w:t>
+      </w:r>
+      <w:r>
+        <w:rPr>
+          <w:b/>
+          <w:bCs/>
+        </w:rPr>
+        <w:t>R</w:t>
+      </w:r>
+      <w:r>
+        <w:rPr>
+          <w:b/>
+          <w:bCs/>
+        </w:rPr>
+        <w:t>eceipt</w:t>
+      </w:r>
+    </w:p>
+    <w:p>
+      <w:pPr>
+        <w:rPr>
+          <w:b/>
+          <w:bCs/>
+        </w:rPr>
+      </w:pPr>
+      <w:r>
+        <w:rPr>
+          <w:b/>
+          <w:bCs/>
+        </w:rPr>
+        <w:t>PMQ Amount</w:t>
+      </w:r>
+    </w:p>
+    <w:p>
+      <w:pPr>
+        <w:rPr>
+          <w:b/>
+          <w:bCs/>
+        </w:rPr>
+      </w:pPr>
+      <w:r>
+        <w:rPr>
+          <w:b/>
+          <w:bCs/>
+        </w:rPr>
+        <w:t>PMQ Date</w:t>
+      </w:r>
+    </w:p>
+    <w:p>
+      <w:pPr>
+        <w:rPr>
+          <w:b/>
+          <w:bCs/>
+        </w:rPr>
+      </w:pPr>
+      <w:r>
+        <w:rPr>
+          <w:b/>
+          <w:bCs/>
+        </w:rPr>
+        <w:t>Cooperation</w:t>
+      </w:r>
+    </w:p>
+    <w:p>
+      <w:pPr>
+        <w:tabs>
+          <w:tab w:val="num" w:pos="720"/>
+        </w:tabs>
+        <w:rPr>
+          <w:b/>
+          <w:bCs/>
+        </w:rPr>
+      </w:pPr>
+      <w:r>
+        <w:rPr>
+          <w:b/>
+          <w:bCs/>
+        </w:rPr>
+        <w:t>NTRA Initial Approval Date</w:t>
+      </w:r>
+    </w:p>
+    <w:p>
+      <w:pPr>
+        <w:tabs>
+          <w:tab w:val="num" w:pos="720"/>
+        </w:tabs>
+        <w:rPr>
+          <w:b/>
+          <w:bCs/>
+        </w:rPr>
+      </w:pPr>
+      <w:r>
+        <w:rPr>
+          <w:b/>
+          <w:bCs/>
+        </w:rPr>
+        <w:t>Civil Aviation Approval Date</w:t>
+      </w:r>
+    </w:p>
+    <w:p>
+      <w:pPr>
+        <w:tabs>
+          <w:tab w:val="num" w:pos="720"/>
+        </w:tabs>
+        <w:rPr>
+          <w:b/>
+          <w:bCs/>
+        </w:rPr>
+      </w:pPr>
+      <w:r>
+        <w:rPr>
+          <w:b/>
+          <w:bCs/>
+        </w:rPr>
+        <w:t>Administrative Certificate Date</w:t>
+      </w:r>
+      <w:r>
+        <w:rPr>
+          <w:b/>
+          <w:bCs/>
+        </w:rPr>
+        <w:t xml:space="preserve"> </w:t>
+      </w:r>
+    </w:p>
+    <w:p>
+      <w:pPr>
+        <w:tabs>
+          <w:tab w:val="num" w:pos="720"/>
+        </w:tabs>
+        <w:rPr>
+          <w:b/>
+          <w:bCs/>
+        </w:rPr>
+      </w:pPr>
+      <w:r>
+        <w:rPr>
+          <w:b/>
+          <w:bCs/>
+        </w:rPr>
+        <w:t xml:space="preserve">Army </w:t>
+      </w:r>
+      <w:r>
+        <w:rPr>
+          <w:b/>
+          <w:bCs/>
+        </w:rPr>
+        <w:t>Permit Fees</w:t>
+      </w:r>
+      <w:r>
+        <w:rPr>
+          <w:b/>
+          <w:bCs/>
+        </w:rPr>
+        <w:t xml:space="preserve"> Date</w:t>
+      </w:r>
+    </w:p>
+    <w:p>
+      <w:pPr>
+        <w:tabs>
+          <w:tab w:val="num" w:pos="720"/>
+        </w:tabs>
+        <w:rPr>
+          <w:b/>
+          <w:bCs/>
+        </w:rPr>
+      </w:pPr>
+      <w:r>
+        <w:rPr>
+          <w:b/>
+          <w:bCs/>
+        </w:rPr>
+        <w:t>Fence Permission Fees</w:t>
+      </w:r>
+      <w:r>
+        <w:rPr>
+          <w:b/>
+          <w:bCs/>
+        </w:rPr>
+        <w:t xml:space="preserve"> Date</w:t>
+      </w:r>
+    </w:p>
+    <w:p>
+      <w:pPr>
+        <w:rPr>
+          <w:b/>
+          <w:bCs/>
+        </w:rPr>
+      </w:pPr>
+      <w:r>
+        <w:rPr>
+          <w:b/>
+          <w:bCs/>
+        </w:rPr>
+        <w:t xml:space="preserve">Initial Permit </w:t>
+      </w:r>
+      <w:r>
+        <w:rPr>
+          <w:b/>
+          <w:bCs/>
+        </w:rPr>
+        <w:t>D</w:t>
+      </w:r>
+      <w:r>
+        <w:rPr>
+          <w:b/>
+          <w:bCs/>
+        </w:rPr>
+        <w:t>ate</w:t>
+      </w:r>
+    </w:p>
+    <w:p>
+      <w:pPr>
+        <w:rPr>
+          <w:b/>
+          <w:bCs/>
+        </w:rPr>
+      </w:pPr>
+      <w:r>
+        <w:rPr>
+          <w:b/>
+          <w:bCs/>
+        </w:rPr>
+        <w:t>Initial P</w:t>
+      </w:r>
+      <w:r>
+        <w:rPr>
+          <w:b/>
+          <w:bCs/>
+        </w:rPr>
+        <w:t>ower Letter</w:t>
+      </w:r>
+      <w:r>
+        <w:rPr>
+          <w:b/>
+          <w:bCs/>
+        </w:rPr>
+        <w:t xml:space="preserve"> </w:t>
+      </w:r>
+      <w:r>
+        <w:rPr>
+          <w:b/>
+          <w:bCs/>
+        </w:rPr>
+        <w:t>D</w:t>
+      </w:r>
+      <w:r>
+        <w:rPr>
+          <w:b/>
+          <w:bCs/>
+        </w:rPr>
+        <w:t>ate</w:t>
+      </w:r>
+    </w:p>
+    <w:p>
+      <w:pPr>
+        <w:tabs>
+          <w:tab w:val="num" w:pos="720"/>
+        </w:tabs>
+        <w:rPr>
+          <w:b/>
+          <w:bCs/>
+        </w:rPr>
+      </w:pPr>
+      <w:r>
+        <w:rPr>
+          <w:b/>
+          <w:bCs/>
+        </w:rPr>
+        <w:t>NTRA Certificate</w:t>
+      </w:r>
+      <w:r>
+        <w:rPr>
+          <w:b/>
+          <w:bCs/>
+        </w:rPr>
+        <w:t xml:space="preserve"> Date</w:t>
+      </w:r>
+    </w:p>
+    <w:p>
+      <w:pPr>
+        <w:rPr>
+          <w:b/>
+          <w:bCs/>
+        </w:rPr>
+      </w:pPr>
+      <w:r>
+        <w:rPr>
+          <w:b/>
+          <w:bCs/>
+        </w:rPr>
+        <w:t xml:space="preserve">Final Permit </w:t>
+      </w:r>
+      <w:r>
+        <w:rPr>
+          <w:b/>
+          <w:bCs/>
+        </w:rPr>
+        <w:t>D</w:t>
+      </w:r>
+      <w:r>
+        <w:rPr>
+          <w:b/>
+          <w:bCs/>
+        </w:rPr>
+        <w:t>ate</w:t>
+      </w:r>
+      <w:r>
+        <w:rPr>
+          <w:b/>
+          <w:bCs/>
+        </w:rPr>
+        <w:t xml:space="preserve"> </w:t>
+      </w:r>
+    </w:p>
+    <w:p>
+      <w:pPr>
+        <w:rPr>
+          <w:b/>
+          <w:bCs/>
+        </w:rPr>
+      </w:pPr>
+      <w:r>
+        <w:rPr>
+          <w:b/>
+          <w:bCs/>
+        </w:rPr>
+        <w:t xml:space="preserve">Final PM </w:t>
+      </w:r>
+      <w:r>
+        <w:rPr>
+          <w:b/>
+          <w:bCs/>
+        </w:rPr>
+        <w:t>D</w:t>
+      </w:r>
+      <w:r>
+        <w:rPr>
+          <w:b/>
+          <w:bCs/>
+        </w:rPr>
+        <w:t>ate</w:t>
+      </w:r>
+    </w:p>
+    <w:p>
+      <w:pPr>
+        <w:tabs>
+          <w:tab w:val="num" w:pos="720"/>
+        </w:tabs>
+        <w:rPr>
+          <w:b/>
+          <w:bCs/>
+        </w:rPr>
+      </w:pPr>
+    </w:p>
+    <w:p>
+      <w:pPr>
+        <w:rPr>
+          <w:b/>
+          <w:bCs/>
+        </w:rPr>
+      </w:pPr>
+      <w:r>
+        <w:rPr>
+          <w:b/>
+          <w:bCs/>
+        </w:rPr>
+        <w:lastRenderedPageBreak/>
+        <w:t>Comments</w:t>
+      </w:r>
+    </w:p>
+    <w:p>
+      <w:pPr>
+        <w:tabs>
+          <w:tab w:val="num" w:pos="720"/>
+        </w:tabs>
+        <w:rPr>
+          <w:b/>
+          <w:bCs/>
+        </w:rPr>
+      </w:pPr>
+    </w:p>
+    <w:p>
+      <w:pPr>
+        <w:rPr>
+          <w:b/>
+          <w:bCs/>
+        </w:rPr>
+      </w:pPr>
+    </w:p>
+    <w:p>
+      <w:pPr>
+        <w:rPr>
+          <w:b/>
+          <w:bCs/>
+        </w:rPr>
+      </w:pPr>
+    </w:p>
     <w:sectPr>
       <w:pgSz w:w="12240" w:h="15840"/>
       <w:pgMar w:top="1440" w:right="1440" w:bottom="1440" w:left="1440" w:header="720" w:footer="720" w:gutter="0"/>
@@ -493,6 +1886,155 @@
     </w:lvl>
   </w:abstractNum>
   <w:abstractNum w:abstractNumId="1" w15:restartNumberingAfterBreak="0">
+    <w:nsid w:val="30B3003B"/>
+    <w:multiLevelType w:val="multilevel"/>
+    <w:tmpl w:val="039E07A4"/>
+    <w:lvl w:ilvl="0">
+      <w:start w:val="1"/>
+      <w:numFmt w:val="bullet"/>
+      <w:lvlText w:val=""/>
+      <w:lvlJc w:val="left"/>
+      <w:pPr>
+        <w:tabs>
+          <w:tab w:val="num" w:pos="720"/>
+        </w:tabs>
+        <w:ind w:left="720" w:hanging="360"/>
+      </w:pPr>
+      <w:rPr>
+        <w:rFonts w:ascii="Symbol" w:hAnsi="Symbol" w:hint="default"/>
+        <w:sz w:val="20"/>
+      </w:rPr>
+    </w:lvl>
+    <w:lvl w:ilvl="1" w:tentative="1">
+      <w:start w:val="1"/>
+      <w:numFmt w:val="bullet"/>
+      <w:lvlText w:val="o"/>
+      <w:lvlJc w:val="left"/>
+      <w:pPr>
+        <w:tabs>
+          <w:tab w:val="num" w:pos="1440"/>
+        </w:tabs>
+        <w:ind w:left="1440" w:hanging="360"/>
+      </w:pPr>
+      <w:rPr>
+        <w:rFonts w:ascii="Courier New" w:hAnsi="Courier New" w:hint="default"/>
+        <w:sz w:val="20"/>
+      </w:rPr>
+    </w:lvl>
+    <w:lvl w:ilvl="2" w:tentative="1">
+      <w:start w:val="1"/>
+      <w:numFmt w:val="bullet"/>
+      <w:lvlText w:val=""/>
+      <w:lvlJc w:val="left"/>
+      <w:pPr>
+        <w:tabs>
+          <w:tab w:val="num" w:pos="2160"/>
+        </w:tabs>
+        <w:ind w:left="2160" w:hanging="360"/>
+      </w:pPr>
+      <w:rPr>
+        <w:rFonts w:ascii="Wingdings" w:hAnsi="Wingdings" w:hint="default"/>
+        <w:sz w:val="20"/>
+      </w:rPr>
+    </w:lvl>
+    <w:lvl w:ilvl="3" w:tentative="1">
+      <w:start w:val="1"/>
+      <w:numFmt w:val="bullet"/>
+      <w:lvlText w:val=""/>
+      <w:lvlJc w:val="left"/>
+      <w:pPr>
+        <w:tabs>
+          <w:tab w:val="num" w:pos="2880"/>
+        </w:tabs>
+        <w:ind w:left="2880" w:hanging="360"/>
+      </w:pPr>
+      <w:rPr>
+        <w:rFonts w:ascii="Wingdings" w:hAnsi="Wingdings" w:hint="default"/>
+        <w:sz w:val="20"/>
+      </w:rPr>
+    </w:lvl>
+    <w:lvl w:ilvl="4" w:tentative="1">
+      <w:start w:val="1"/>
+      <w:numFmt w:val="bullet"/>
+      <w:lvlText w:val=""/>
+      <w:lvlJc w:val="left"/>
+      <w:pPr>
+        <w:tabs>
+          <w:tab w:val="num" w:pos="3600"/>
+        </w:tabs>
+        <w:ind w:left="3600" w:hanging="360"/>
+      </w:pPr>
+      <w:rPr>
+        <w:rFonts w:ascii="Wingdings" w:hAnsi="Wingdings" w:hint="default"/>
+        <w:sz w:val="20"/>
+      </w:rPr>
+    </w:lvl>
+    <w:lvl w:ilvl="5" w:tentative="1">
+      <w:start w:val="1"/>
+      <w:numFmt w:val="bullet"/>
+      <w:lvlText w:val=""/>
+      <w:lvlJc w:val="left"/>
+      <w:pPr>
+        <w:tabs>
+          <w:tab w:val="num" w:pos="4320"/>
+        </w:tabs>
+        <w:ind w:left="4320" w:hanging="360"/>
+      </w:pPr>
+      <w:rPr>
+        <w:rFonts w:ascii="Wingdings" w:hAnsi="Wingdings" w:hint="default"/>
+        <w:sz w:val="20"/>
+      </w:rPr>
+    </w:lvl>
+    <w:lvl w:ilvl="6" w:tentative="1">
+      <w:start w:val="1"/>
+      <w:numFmt w:val="bullet"/>
+      <w:lvlText w:val=""/>
+      <w:lvlJc w:val="left"/>
+      <w:pPr>
+        <w:tabs>
+          <w:tab w:val="num" w:pos="5040"/>
+        </w:tabs>
+        <w:ind w:left="5040" w:hanging="360"/>
+      </w:pPr>
+      <w:rPr>
+        <w:rFonts w:ascii="Wingdings" w:hAnsi="Wingdings" w:hint="default"/>
+        <w:sz w:val="20"/>
+      </w:rPr>
+    </w:lvl>
+    <w:lvl w:ilvl="7" w:tentative="1">
+      <w:start w:val="1"/>
+      <w:numFmt w:val="bullet"/>
+      <w:lvlText w:val=""/>
+      <w:lvlJc w:val="left"/>
+      <w:pPr>
+        <w:tabs>
+          <w:tab w:val="num" w:pos="5760"/>
+        </w:tabs>
+        <w:ind w:left="5760" w:hanging="360"/>
+      </w:pPr>
+      <w:rPr>
+        <w:rFonts w:ascii="Wingdings" w:hAnsi="Wingdings" w:hint="default"/>
+        <w:sz w:val="20"/>
+      </w:rPr>
+    </w:lvl>
+    <w:lvl w:ilvl="8" w:tentative="1">
+      <w:start w:val="1"/>
+      <w:numFmt w:val="bullet"/>
+      <w:lvlText w:val=""/>
+      <w:lvlJc w:val="left"/>
+      <w:pPr>
+        <w:tabs>
+          <w:tab w:val="num" w:pos="6480"/>
+        </w:tabs>
+        <w:ind w:left="6480" w:hanging="360"/>
+      </w:pPr>
+      <w:rPr>
+        <w:rFonts w:ascii="Wingdings" w:hAnsi="Wingdings" w:hint="default"/>
+        <w:sz w:val="20"/>
+      </w:rPr>
+    </w:lvl>
+  </w:abstractNum>
+  <w:abstractNum w:abstractNumId="2" w15:restartNumberingAfterBreak="0">
     <w:nsid w:val="6E7A0F83"/>
     <w:multiLevelType w:val="hybridMultilevel"/>
     <w:tmpl w:val="614ADBA4"/>
@@ -581,10 +2123,13 @@
       </w:pPr>
     </w:lvl>
   </w:abstractNum>
-  <w:num w:numId="1" w16cid:durableId="1042750009">
+  <w:num w:numId="1" w16cid:durableId="766392989">
     <w:abstractNumId w:val="0"/>
   </w:num>
-  <w:num w:numId="2" w16cid:durableId="427122191">
+  <w:num w:numId="2" w16cid:durableId="670452088">
+    <w:abstractNumId w:val="2"/>
+  </w:num>
+  <w:num w:numId="3" w16cid:durableId="729693726">
     <w:abstractNumId w:val="1"/>
   </w:num>
 </w:numbering>
@@ -1192,6 +2737,7 @@
   <w:style w:type="character" w:default="1" w:styleId="DefaultParagraphFont">
     <w:name w:val="Default Paragraph Font"/>
     <w:uiPriority w:val="1"/>
+    <w:semiHidden/>
     <w:unhideWhenUsed/>
   </w:style>
   <w:style w:type="table" w:default="1" w:styleId="TableNormal">

--- a/Troubleshooting and Testing.docx
+++ b/Troubleshooting and Testing.docx
@@ -128,13 +128,8 @@
     </w:p>
     <w:p/>
     <w:p>
-      <w:proofErr w:type="spellStart"/>
-      <w:r>
-        <w:t>i</w:t>
-      </w:r>
-      <w:proofErr w:type="spellEnd"/>
-      <w:r>
-        <w:t xml:space="preserve"> want to renovate </w:t>
+      <w:r>
+        <w:t xml:space="preserve">i want to renovate </w:t>
       </w:r>
       <w:r>
         <w:t xml:space="preserve">the </w:t>
@@ -168,15 +163,7 @@
     </w:p>
     <w:p>
       <w:r>
-        <w:t xml:space="preserve">Check below points and </w:t>
-      </w:r>
-      <w:proofErr w:type="gramStart"/>
-      <w:r>
-        <w:t>lets</w:t>
-      </w:r>
-      <w:proofErr w:type="gramEnd"/>
-      <w:r>
-        <w:t xml:space="preserve"> discuss the enhancement that it will make on the system if implemented:</w:t>
+        <w:t>Check below points and lets discuss the enhancement that it will make on the system if implemented:</w:t>
       </w:r>
     </w:p>
     <w:p/>
@@ -284,17 +271,7 @@
         </w:numPr>
       </w:pPr>
       <w:r>
-        <w:t xml:space="preserve">Ok I agree on this point we use only chrome so </w:t>
-      </w:r>
-      <w:proofErr w:type="spellStart"/>
-      <w:proofErr w:type="gramStart"/>
-      <w:r>
-        <w:t>lets</w:t>
-      </w:r>
-      <w:proofErr w:type="spellEnd"/>
-      <w:proofErr w:type="gramEnd"/>
-      <w:r>
-        <w:t xml:space="preserve"> do the sync (</w:t>
+        <w:t>Ok I agree on this point we use only chrome so lets do the sync (</w:t>
       </w:r>
       <w:r>
         <w:rPr>
@@ -379,15 +356,7 @@
         <w:t>below</w:t>
       </w:r>
       <w:r>
-        <w:t xml:space="preserve">, also for the dates in the below list need to be with its order that is if there is a date in the list is after another date then when the user enter this date it </w:t>
-      </w:r>
-      <w:proofErr w:type="spellStart"/>
-      <w:r>
-        <w:t>cant</w:t>
-      </w:r>
-      <w:proofErr w:type="spellEnd"/>
-      <w:r>
-        <w:t xml:space="preserve"> be an earlier date</w:t>
+        <w:t>, also for the dates in the below list need to be with its order that is if there is a date in the list is after another date then when the user enter this date it cant be an earlier date</w:t>
       </w:r>
       <w:r>
         <w:t xml:space="preserve"> but could be same date</w:t>
@@ -880,23 +849,7 @@
           <w:b/>
           <w:bCs/>
         </w:rPr>
-        <w:t xml:space="preserve">Request Date for </w:t>
-      </w:r>
-      <w:proofErr w:type="spellStart"/>
-      <w:r>
-        <w:rPr>
-          <w:b/>
-          <w:bCs/>
-        </w:rPr>
-        <w:t>Agr</w:t>
-      </w:r>
-      <w:proofErr w:type="spellEnd"/>
-      <w:r>
-        <w:rPr>
-          <w:b/>
-          <w:bCs/>
-        </w:rPr>
-        <w:t>. NTRA Cover</w:t>
+        <w:t>Request Date for Agr. NTRA Cover</w:t>
       </w:r>
     </w:p>
     <w:p>
@@ -927,22 +880,13 @@
           <w:bCs/>
         </w:rPr>
       </w:pPr>
-      <w:proofErr w:type="spellStart"/>
       <w:r>
         <w:rPr>
           <w:b/>
           <w:bCs/>
         </w:rPr>
         <w:lastRenderedPageBreak/>
-        <w:t>Agr</w:t>
-      </w:r>
-      <w:proofErr w:type="spellEnd"/>
-      <w:r>
-        <w:rPr>
-          <w:b/>
-          <w:bCs/>
-        </w:rPr>
-        <w:t>. Cover</w:t>
+        <w:t>Agr. Cover</w:t>
       </w:r>
       <w:r>
         <w:rPr>
@@ -974,14 +918,7 @@
           <w:b/>
           <w:bCs/>
         </w:rPr>
-        <w:t xml:space="preserve"> </w:t>
-      </w:r>
-      <w:r>
-        <w:rPr>
-          <w:b/>
-          <w:bCs/>
-        </w:rPr>
-        <w:t>Date</w:t>
+        <w:t xml:space="preserve"> Date</w:t>
       </w:r>
     </w:p>
     <w:p>
@@ -1006,14 +943,7 @@
           <w:b/>
           <w:bCs/>
         </w:rPr>
-        <w:t xml:space="preserve"> </w:t>
-      </w:r>
-      <w:r>
-        <w:rPr>
-          <w:b/>
-          <w:bCs/>
-        </w:rPr>
-        <w:t>Date</w:t>
+        <w:t xml:space="preserve"> Date</w:t>
       </w:r>
     </w:p>
     <w:p>
@@ -1321,14 +1251,7 @@
           <w:b/>
           <w:bCs/>
         </w:rPr>
-        <w:t>A</w:t>
-      </w:r>
-      <w:r>
-        <w:rPr>
-          <w:b/>
-          <w:bCs/>
-        </w:rPr>
-        <w:t xml:space="preserve">llowance </w:t>
+        <w:t xml:space="preserve">Allowance </w:t>
       </w:r>
       <w:r>
         <w:rPr>
@@ -1752,6 +1675,489 @@
         </w:rPr>
       </w:pPr>
     </w:p>
+    <w:p>
+      <w:r>
+        <w:t>I want to make some changes</w:t>
+      </w:r>
+      <w:r>
+        <w:t xml:space="preserve"> </w:t>
+      </w:r>
+      <w:r>
+        <w:t>as following:</w:t>
+      </w:r>
+    </w:p>
+    <w:p>
+      <w:r>
+        <w:t xml:space="preserve">Create a new field </w:t>
+      </w:r>
+      <w:r>
+        <w:t xml:space="preserve">SF3 </w:t>
+      </w:r>
+      <w:r>
+        <w:t xml:space="preserve">Status this will be </w:t>
+      </w:r>
+      <w:r>
+        <w:t xml:space="preserve">a </w:t>
+      </w:r>
+      <w:r>
+        <w:t xml:space="preserve">list and it will be before </w:t>
+      </w:r>
+      <w:r>
+        <w:t>SF3 Comment</w:t>
+      </w:r>
+      <w:r>
+        <w:t xml:space="preserve"> field and for the </w:t>
+      </w:r>
+      <w:r>
+        <w:t>SF3 Comment</w:t>
+      </w:r>
+      <w:r>
+        <w:t xml:space="preserve"> it will be text</w:t>
+      </w:r>
+      <w:r>
+        <w:t xml:space="preserve"> need to replace the </w:t>
+      </w:r>
+      <w:r>
+        <w:rPr>
+          <w:b/>
+          <w:bCs/>
+        </w:rPr>
+        <w:t>SF3 Comment</w:t>
+      </w:r>
+      <w:r>
+        <w:t xml:space="preserve"> in the setting with the </w:t>
+      </w:r>
+      <w:r>
+        <w:rPr>
+          <w:b/>
+          <w:bCs/>
+        </w:rPr>
+        <w:t xml:space="preserve">SF3 </w:t>
+      </w:r>
+      <w:r>
+        <w:rPr>
+          <w:b/>
+          <w:bCs/>
+        </w:rPr>
+        <w:t>Status</w:t>
+      </w:r>
+    </w:p>
+    <w:p>
+      <w:r>
+        <w:t xml:space="preserve">If the status is reject I need to dim all the fields after the </w:t>
+      </w:r>
+      <w:r>
+        <w:rPr>
+          <w:b/>
+          <w:bCs/>
+        </w:rPr>
+        <w:t>SF3 Comment</w:t>
+      </w:r>
+      <w:r>
+        <w:rPr>
+          <w:b/>
+          <w:bCs/>
+        </w:rPr>
+        <w:t xml:space="preserve"> </w:t>
+      </w:r>
+      <w:r>
+        <w:t xml:space="preserve">field as they will be irrelevant </w:t>
+      </w:r>
+    </w:p>
+    <w:p/>
+    <w:p>
+      <w:pPr>
+        <w:rPr>
+          <w:b/>
+          <w:bCs/>
+        </w:rPr>
+      </w:pPr>
+      <w:r>
+        <w:t xml:space="preserve">I need to change these </w:t>
+      </w:r>
+      <w:r>
+        <w:t>fields</w:t>
+      </w:r>
+      <w:r>
+        <w:br/>
+      </w:r>
+    </w:p>
+    <w:p>
+      <w:pPr>
+        <w:pStyle w:val="ListParagraph"/>
+        <w:numPr>
+          <w:ilvl w:val="0"/>
+          <w:numId w:val="5"/>
+        </w:numPr>
+        <w:rPr>
+          <w:b/>
+          <w:bCs/>
+        </w:rPr>
+      </w:pPr>
+      <w:r>
+        <w:rPr>
+          <w:b/>
+          <w:bCs/>
+        </w:rPr>
+        <w:t>SF3 Comment long text box</w:t>
+      </w:r>
+    </w:p>
+    <w:p>
+      <w:pPr>
+        <w:pStyle w:val="ListParagraph"/>
+        <w:numPr>
+          <w:ilvl w:val="0"/>
+          <w:numId w:val="5"/>
+        </w:numPr>
+        <w:rPr>
+          <w:b/>
+          <w:bCs/>
+        </w:rPr>
+      </w:pPr>
+      <w:r>
+        <w:rPr>
+          <w:b/>
+          <w:bCs/>
+        </w:rPr>
+        <w:t>Rental Value</w:t>
+      </w:r>
+      <w:r>
+        <w:rPr>
+          <w:b/>
+          <w:bCs/>
+        </w:rPr>
+        <w:t xml:space="preserve"> currency EGP</w:t>
+      </w:r>
+    </w:p>
+    <w:p>
+      <w:pPr>
+        <w:pStyle w:val="ListParagraph"/>
+        <w:numPr>
+          <w:ilvl w:val="0"/>
+          <w:numId w:val="5"/>
+        </w:numPr>
+        <w:rPr>
+          <w:b/>
+          <w:bCs/>
+        </w:rPr>
+      </w:pPr>
+      <w:r>
+        <w:rPr>
+          <w:b/>
+          <w:bCs/>
+        </w:rPr>
+        <w:t>Owner Phone</w:t>
+      </w:r>
+      <w:r>
+        <w:rPr>
+          <w:b/>
+          <w:bCs/>
+        </w:rPr>
+        <w:t xml:space="preserve"> numbers only</w:t>
+      </w:r>
+    </w:p>
+    <w:p>
+      <w:pPr>
+        <w:pStyle w:val="ListParagraph"/>
+        <w:numPr>
+          <w:ilvl w:val="0"/>
+          <w:numId w:val="5"/>
+        </w:numPr>
+        <w:rPr>
+          <w:b/>
+          <w:bCs/>
+        </w:rPr>
+      </w:pPr>
+      <w:r>
+        <w:rPr>
+          <w:b/>
+          <w:bCs/>
+        </w:rPr>
+        <w:t>Cooperation</w:t>
+      </w:r>
+      <w:r>
+        <w:rPr>
+          <w:b/>
+          <w:bCs/>
+        </w:rPr>
+        <w:t xml:space="preserve"> long text box</w:t>
+      </w:r>
+    </w:p>
+    <w:p>
+      <w:pPr>
+        <w:pStyle w:val="ListParagraph"/>
+        <w:numPr>
+          <w:ilvl w:val="0"/>
+          <w:numId w:val="5"/>
+        </w:numPr>
+        <w:rPr>
+          <w:b/>
+          <w:bCs/>
+        </w:rPr>
+      </w:pPr>
+      <w:r>
+        <w:rPr>
+          <w:b/>
+          <w:bCs/>
+        </w:rPr>
+        <w:t>PMQ Amount</w:t>
+      </w:r>
+      <w:r>
+        <w:rPr>
+          <w:b/>
+          <w:bCs/>
+        </w:rPr>
+        <w:t xml:space="preserve"> </w:t>
+      </w:r>
+      <w:r>
+        <w:rPr>
+          <w:b/>
+          <w:bCs/>
+        </w:rPr>
+        <w:t>currency EGP</w:t>
+      </w:r>
+    </w:p>
+    <w:p>
+      <w:pPr>
+        <w:pStyle w:val="ListParagraph"/>
+        <w:numPr>
+          <w:ilvl w:val="0"/>
+          <w:numId w:val="5"/>
+        </w:numPr>
+        <w:rPr>
+          <w:b/>
+          <w:bCs/>
+        </w:rPr>
+      </w:pPr>
+      <w:r>
+        <w:rPr>
+          <w:b/>
+          <w:bCs/>
+        </w:rPr>
+        <w:t>Acquisition Manager</w:t>
+      </w:r>
+      <w:r>
+        <w:rPr>
+          <w:b/>
+          <w:bCs/>
+        </w:rPr>
+        <w:t xml:space="preserve"> list</w:t>
+      </w:r>
+    </w:p>
+    <w:p>
+      <w:pPr>
+        <w:pStyle w:val="ListParagraph"/>
+        <w:numPr>
+          <w:ilvl w:val="0"/>
+          <w:numId w:val="5"/>
+        </w:numPr>
+        <w:rPr>
+          <w:b/>
+          <w:bCs/>
+        </w:rPr>
+      </w:pPr>
+      <w:r>
+        <w:rPr>
+          <w:b/>
+          <w:bCs/>
+        </w:rPr>
+        <w:t>Negotiator</w:t>
+      </w:r>
+      <w:r>
+        <w:rPr>
+          <w:b/>
+          <w:bCs/>
+        </w:rPr>
+        <w:t xml:space="preserve"> list</w:t>
+      </w:r>
+    </w:p>
+    <w:p>
+      <w:pPr>
+        <w:pStyle w:val="ListParagraph"/>
+        <w:numPr>
+          <w:ilvl w:val="0"/>
+          <w:numId w:val="5"/>
+        </w:numPr>
+        <w:rPr>
+          <w:b/>
+          <w:bCs/>
+        </w:rPr>
+      </w:pPr>
+      <w:r>
+        <w:rPr>
+          <w:b/>
+          <w:bCs/>
+        </w:rPr>
+        <w:t>Surveyor</w:t>
+      </w:r>
+      <w:r>
+        <w:rPr>
+          <w:b/>
+          <w:bCs/>
+        </w:rPr>
+        <w:t xml:space="preserve"> list</w:t>
+      </w:r>
+    </w:p>
+    <w:p>
+      <w:pPr>
+        <w:pStyle w:val="ListParagraph"/>
+        <w:numPr>
+          <w:ilvl w:val="0"/>
+          <w:numId w:val="5"/>
+        </w:numPr>
+        <w:rPr>
+          <w:b/>
+          <w:bCs/>
+        </w:rPr>
+      </w:pPr>
+      <w:r>
+        <w:rPr>
+          <w:b/>
+          <w:bCs/>
+        </w:rPr>
+        <w:t>Permitted By</w:t>
+      </w:r>
+      <w:r>
+        <w:rPr>
+          <w:b/>
+          <w:bCs/>
+        </w:rPr>
+        <w:t xml:space="preserve"> list</w:t>
+      </w:r>
+    </w:p>
+    <w:p>
+      <w:pPr>
+        <w:pStyle w:val="ListParagraph"/>
+        <w:numPr>
+          <w:ilvl w:val="0"/>
+          <w:numId w:val="5"/>
+        </w:numPr>
+        <w:rPr>
+          <w:b/>
+          <w:bCs/>
+        </w:rPr>
+      </w:pPr>
+      <w:r>
+        <w:rPr>
+          <w:b/>
+          <w:bCs/>
+        </w:rPr>
+        <w:t>PM Charge Receipt</w:t>
+      </w:r>
+      <w:r>
+        <w:rPr>
+          <w:b/>
+          <w:bCs/>
+        </w:rPr>
+        <w:t xml:space="preserve"> change it to </w:t>
+      </w:r>
+      <w:r>
+        <w:rPr>
+          <w:b/>
+          <w:bCs/>
+        </w:rPr>
+        <w:t xml:space="preserve">PM Charge </w:t>
+      </w:r>
+      <w:r>
+        <w:rPr>
+          <w:b/>
+          <w:bCs/>
+        </w:rPr>
+        <w:t>Date</w:t>
+      </w:r>
+    </w:p>
+    <w:p>
+      <w:pPr>
+        <w:rPr>
+          <w:b/>
+          <w:bCs/>
+        </w:rPr>
+      </w:pPr>
+      <w:r>
+        <w:rPr>
+          <w:b/>
+          <w:bCs/>
+        </w:rPr>
+        <w:t>Reorder the following</w:t>
+      </w:r>
+    </w:p>
+    <w:p>
+      <w:pPr>
+        <w:pStyle w:val="ListParagraph"/>
+        <w:numPr>
+          <w:ilvl w:val="0"/>
+          <w:numId w:val="4"/>
+        </w:numPr>
+        <w:rPr>
+          <w:b/>
+          <w:bCs/>
+        </w:rPr>
+      </w:pPr>
+      <w:r>
+        <w:rPr>
+          <w:b/>
+          <w:bCs/>
+        </w:rPr>
+        <w:t>Power Source</w:t>
+      </w:r>
+      <w:r>
+        <w:rPr>
+          <w:b/>
+          <w:bCs/>
+        </w:rPr>
+        <w:t xml:space="preserve"> then </w:t>
+      </w:r>
+      <w:r>
+        <w:rPr>
+          <w:b/>
+          <w:bCs/>
+        </w:rPr>
+        <w:t>PMQ Date</w:t>
+      </w:r>
+      <w:r>
+        <w:rPr>
+          <w:b/>
+          <w:bCs/>
+        </w:rPr>
+        <w:t xml:space="preserve"> then </w:t>
+      </w:r>
+      <w:r>
+        <w:rPr>
+          <w:b/>
+          <w:bCs/>
+        </w:rPr>
+        <w:t>PMQ Amount</w:t>
+      </w:r>
+      <w:r>
+        <w:rPr>
+          <w:b/>
+          <w:bCs/>
+        </w:rPr>
+        <w:t xml:space="preserve"> then</w:t>
+      </w:r>
+      <w:r>
+        <w:rPr>
+          <w:b/>
+          <w:bCs/>
+        </w:rPr>
+        <w:t xml:space="preserve"> add Initial PM Installation Date then</w:t>
+      </w:r>
+      <w:r>
+        <w:rPr>
+          <w:b/>
+          <w:bCs/>
+        </w:rPr>
+        <w:t xml:space="preserve"> </w:t>
+      </w:r>
+      <w:r>
+        <w:rPr>
+          <w:b/>
+          <w:bCs/>
+        </w:rPr>
+        <w:t>PM Charge Date</w:t>
+      </w:r>
+    </w:p>
+    <w:p/>
     <w:p>
       <w:pPr>
         <w:rPr>
@@ -1886,6 +2292,119 @@
     </w:lvl>
   </w:abstractNum>
   <w:abstractNum w:abstractNumId="1" w15:restartNumberingAfterBreak="0">
+    <w:nsid w:val="2A217F83"/>
+    <w:multiLevelType w:val="hybridMultilevel"/>
+    <w:tmpl w:val="1F1A77F8"/>
+    <w:lvl w:ilvl="0" w:tplc="04090001">
+      <w:start w:val="1"/>
+      <w:numFmt w:val="bullet"/>
+      <w:lvlText w:val=""/>
+      <w:lvlJc w:val="left"/>
+      <w:pPr>
+        <w:ind w:left="720" w:hanging="360"/>
+      </w:pPr>
+      <w:rPr>
+        <w:rFonts w:ascii="Symbol" w:hAnsi="Symbol" w:hint="default"/>
+      </w:rPr>
+    </w:lvl>
+    <w:lvl w:ilvl="1" w:tplc="04090003" w:tentative="1">
+      <w:start w:val="1"/>
+      <w:numFmt w:val="bullet"/>
+      <w:lvlText w:val="o"/>
+      <w:lvlJc w:val="left"/>
+      <w:pPr>
+        <w:ind w:left="1440" w:hanging="360"/>
+      </w:pPr>
+      <w:rPr>
+        <w:rFonts w:ascii="Courier New" w:hAnsi="Courier New" w:cs="Courier New" w:hint="default"/>
+      </w:rPr>
+    </w:lvl>
+    <w:lvl w:ilvl="2" w:tplc="04090005" w:tentative="1">
+      <w:start w:val="1"/>
+      <w:numFmt w:val="bullet"/>
+      <w:lvlText w:val=""/>
+      <w:lvlJc w:val="left"/>
+      <w:pPr>
+        <w:ind w:left="2160" w:hanging="360"/>
+      </w:pPr>
+      <w:rPr>
+        <w:rFonts w:ascii="Wingdings" w:hAnsi="Wingdings" w:hint="default"/>
+      </w:rPr>
+    </w:lvl>
+    <w:lvl w:ilvl="3" w:tplc="04090001" w:tentative="1">
+      <w:start w:val="1"/>
+      <w:numFmt w:val="bullet"/>
+      <w:lvlText w:val=""/>
+      <w:lvlJc w:val="left"/>
+      <w:pPr>
+        <w:ind w:left="2880" w:hanging="360"/>
+      </w:pPr>
+      <w:rPr>
+        <w:rFonts w:ascii="Symbol" w:hAnsi="Symbol" w:hint="default"/>
+      </w:rPr>
+    </w:lvl>
+    <w:lvl w:ilvl="4" w:tplc="04090003" w:tentative="1">
+      <w:start w:val="1"/>
+      <w:numFmt w:val="bullet"/>
+      <w:lvlText w:val="o"/>
+      <w:lvlJc w:val="left"/>
+      <w:pPr>
+        <w:ind w:left="3600" w:hanging="360"/>
+      </w:pPr>
+      <w:rPr>
+        <w:rFonts w:ascii="Courier New" w:hAnsi="Courier New" w:cs="Courier New" w:hint="default"/>
+      </w:rPr>
+    </w:lvl>
+    <w:lvl w:ilvl="5" w:tplc="04090005" w:tentative="1">
+      <w:start w:val="1"/>
+      <w:numFmt w:val="bullet"/>
+      <w:lvlText w:val=""/>
+      <w:lvlJc w:val="left"/>
+      <w:pPr>
+        <w:ind w:left="4320" w:hanging="360"/>
+      </w:pPr>
+      <w:rPr>
+        <w:rFonts w:ascii="Wingdings" w:hAnsi="Wingdings" w:hint="default"/>
+      </w:rPr>
+    </w:lvl>
+    <w:lvl w:ilvl="6" w:tplc="04090001" w:tentative="1">
+      <w:start w:val="1"/>
+      <w:numFmt w:val="bullet"/>
+      <w:lvlText w:val=""/>
+      <w:lvlJc w:val="left"/>
+      <w:pPr>
+        <w:ind w:left="5040" w:hanging="360"/>
+      </w:pPr>
+      <w:rPr>
+        <w:rFonts w:ascii="Symbol" w:hAnsi="Symbol" w:hint="default"/>
+      </w:rPr>
+    </w:lvl>
+    <w:lvl w:ilvl="7" w:tplc="04090003" w:tentative="1">
+      <w:start w:val="1"/>
+      <w:numFmt w:val="bullet"/>
+      <w:lvlText w:val="o"/>
+      <w:lvlJc w:val="left"/>
+      <w:pPr>
+        <w:ind w:left="5760" w:hanging="360"/>
+      </w:pPr>
+      <w:rPr>
+        <w:rFonts w:ascii="Courier New" w:hAnsi="Courier New" w:cs="Courier New" w:hint="default"/>
+      </w:rPr>
+    </w:lvl>
+    <w:lvl w:ilvl="8" w:tplc="04090005" w:tentative="1">
+      <w:start w:val="1"/>
+      <w:numFmt w:val="bullet"/>
+      <w:lvlText w:val=""/>
+      <w:lvlJc w:val="left"/>
+      <w:pPr>
+        <w:ind w:left="6480" w:hanging="360"/>
+      </w:pPr>
+      <w:rPr>
+        <w:rFonts w:ascii="Wingdings" w:hAnsi="Wingdings" w:hint="default"/>
+      </w:rPr>
+    </w:lvl>
+  </w:abstractNum>
+  <w:abstractNum w:abstractNumId="2" w15:restartNumberingAfterBreak="0">
     <w:nsid w:val="30B3003B"/>
     <w:multiLevelType w:val="multilevel"/>
     <w:tmpl w:val="039E07A4"/>
@@ -2034,7 +2553,7 @@
       </w:rPr>
     </w:lvl>
   </w:abstractNum>
-  <w:abstractNum w:abstractNumId="2" w15:restartNumberingAfterBreak="0">
+  <w:abstractNum w:abstractNumId="3" w15:restartNumberingAfterBreak="0">
     <w:nsid w:val="6E7A0F83"/>
     <w:multiLevelType w:val="hybridMultilevel"/>
     <w:tmpl w:val="614ADBA4"/>
@@ -2121,16 +2640,135 @@
       <w:pPr>
         <w:ind w:left="6480" w:hanging="180"/>
       </w:pPr>
+    </w:lvl>
+  </w:abstractNum>
+  <w:abstractNum w:abstractNumId="4" w15:restartNumberingAfterBreak="0">
+    <w:nsid w:val="7E2E050C"/>
+    <w:multiLevelType w:val="hybridMultilevel"/>
+    <w:tmpl w:val="A392CA84"/>
+    <w:lvl w:ilvl="0" w:tplc="04090001">
+      <w:start w:val="1"/>
+      <w:numFmt w:val="bullet"/>
+      <w:lvlText w:val=""/>
+      <w:lvlJc w:val="left"/>
+      <w:pPr>
+        <w:ind w:left="720" w:hanging="360"/>
+      </w:pPr>
+      <w:rPr>
+        <w:rFonts w:ascii="Symbol" w:hAnsi="Symbol" w:hint="default"/>
+      </w:rPr>
+    </w:lvl>
+    <w:lvl w:ilvl="1" w:tplc="04090003" w:tentative="1">
+      <w:start w:val="1"/>
+      <w:numFmt w:val="bullet"/>
+      <w:lvlText w:val="o"/>
+      <w:lvlJc w:val="left"/>
+      <w:pPr>
+        <w:ind w:left="1440" w:hanging="360"/>
+      </w:pPr>
+      <w:rPr>
+        <w:rFonts w:ascii="Courier New" w:hAnsi="Courier New" w:cs="Courier New" w:hint="default"/>
+      </w:rPr>
+    </w:lvl>
+    <w:lvl w:ilvl="2" w:tplc="04090005" w:tentative="1">
+      <w:start w:val="1"/>
+      <w:numFmt w:val="bullet"/>
+      <w:lvlText w:val=""/>
+      <w:lvlJc w:val="left"/>
+      <w:pPr>
+        <w:ind w:left="2160" w:hanging="360"/>
+      </w:pPr>
+      <w:rPr>
+        <w:rFonts w:ascii="Wingdings" w:hAnsi="Wingdings" w:hint="default"/>
+      </w:rPr>
+    </w:lvl>
+    <w:lvl w:ilvl="3" w:tplc="04090001" w:tentative="1">
+      <w:start w:val="1"/>
+      <w:numFmt w:val="bullet"/>
+      <w:lvlText w:val=""/>
+      <w:lvlJc w:val="left"/>
+      <w:pPr>
+        <w:ind w:left="2880" w:hanging="360"/>
+      </w:pPr>
+      <w:rPr>
+        <w:rFonts w:ascii="Symbol" w:hAnsi="Symbol" w:hint="default"/>
+      </w:rPr>
+    </w:lvl>
+    <w:lvl w:ilvl="4" w:tplc="04090003" w:tentative="1">
+      <w:start w:val="1"/>
+      <w:numFmt w:val="bullet"/>
+      <w:lvlText w:val="o"/>
+      <w:lvlJc w:val="left"/>
+      <w:pPr>
+        <w:ind w:left="3600" w:hanging="360"/>
+      </w:pPr>
+      <w:rPr>
+        <w:rFonts w:ascii="Courier New" w:hAnsi="Courier New" w:cs="Courier New" w:hint="default"/>
+      </w:rPr>
+    </w:lvl>
+    <w:lvl w:ilvl="5" w:tplc="04090005" w:tentative="1">
+      <w:start w:val="1"/>
+      <w:numFmt w:val="bullet"/>
+      <w:lvlText w:val=""/>
+      <w:lvlJc w:val="left"/>
+      <w:pPr>
+        <w:ind w:left="4320" w:hanging="360"/>
+      </w:pPr>
+      <w:rPr>
+        <w:rFonts w:ascii="Wingdings" w:hAnsi="Wingdings" w:hint="default"/>
+      </w:rPr>
+    </w:lvl>
+    <w:lvl w:ilvl="6" w:tplc="04090001" w:tentative="1">
+      <w:start w:val="1"/>
+      <w:numFmt w:val="bullet"/>
+      <w:lvlText w:val=""/>
+      <w:lvlJc w:val="left"/>
+      <w:pPr>
+        <w:ind w:left="5040" w:hanging="360"/>
+      </w:pPr>
+      <w:rPr>
+        <w:rFonts w:ascii="Symbol" w:hAnsi="Symbol" w:hint="default"/>
+      </w:rPr>
+    </w:lvl>
+    <w:lvl w:ilvl="7" w:tplc="04090003" w:tentative="1">
+      <w:start w:val="1"/>
+      <w:numFmt w:val="bullet"/>
+      <w:lvlText w:val="o"/>
+      <w:lvlJc w:val="left"/>
+      <w:pPr>
+        <w:ind w:left="5760" w:hanging="360"/>
+      </w:pPr>
+      <w:rPr>
+        <w:rFonts w:ascii="Courier New" w:hAnsi="Courier New" w:cs="Courier New" w:hint="default"/>
+      </w:rPr>
+    </w:lvl>
+    <w:lvl w:ilvl="8" w:tplc="04090005" w:tentative="1">
+      <w:start w:val="1"/>
+      <w:numFmt w:val="bullet"/>
+      <w:lvlText w:val=""/>
+      <w:lvlJc w:val="left"/>
+      <w:pPr>
+        <w:ind w:left="6480" w:hanging="360"/>
+      </w:pPr>
+      <w:rPr>
+        <w:rFonts w:ascii="Wingdings" w:hAnsi="Wingdings" w:hint="default"/>
+      </w:rPr>
     </w:lvl>
   </w:abstractNum>
   <w:num w:numId="1" w16cid:durableId="766392989">
     <w:abstractNumId w:val="0"/>
   </w:num>
   <w:num w:numId="2" w16cid:durableId="670452088">
+    <w:abstractNumId w:val="3"/>
+  </w:num>
+  <w:num w:numId="3" w16cid:durableId="729693726">
     <w:abstractNumId w:val="2"/>
   </w:num>
-  <w:num w:numId="3" w16cid:durableId="729693726">
+  <w:num w:numId="4" w16cid:durableId="1629319883">
     <w:abstractNumId w:val="1"/>
+  </w:num>
+  <w:num w:numId="5" w16cid:durableId="1739665070">
+    <w:abstractNumId w:val="4"/>
   </w:num>
 </w:numbering>
 </file>
@@ -2737,7 +3375,6 @@
   <w:style w:type="character" w:default="1" w:styleId="DefaultParagraphFont">
     <w:name w:val="Default Paragraph Font"/>
     <w:uiPriority w:val="1"/>
-    <w:semiHidden/>
     <w:unhideWhenUsed/>
   </w:style>
   <w:style w:type="table" w:default="1" w:styleId="TableNormal">
